--- a/314561007_assignment3.docx
+++ b/314561007_assignment3.docx
@@ -121,7 +121,15 @@
         </w:numPr>
       </w:pPr>
       <w:r>
-        <w:t>How does frame skipping influence the learning performance and outcome of reinforcement learning agents?</w:t>
+        <w:t xml:space="preserve">How does frame </w:t>
+      </w:r>
+      <w:proofErr w:type="gramStart"/>
+      <w:r>
+        <w:t>skipping</w:t>
+      </w:r>
+      <w:proofErr w:type="gramEnd"/>
+      <w:r>
+        <w:t xml:space="preserve"> influence the learning performance and outcome of reinforcement learning agents?</w:t>
       </w:r>
     </w:p>
     <w:p>
@@ -181,7 +189,15 @@
         </w:numPr>
       </w:pPr>
       <w:r>
-        <w:t xml:space="preserve">Experience Replay: Stores transitions in a replay buffer and samples mini-batches during training to improve learning stability. </w:t>
+        <w:t xml:space="preserve">Experience Replay: Stores transitions in a replay buffer and samples </w:t>
+      </w:r>
+      <w:proofErr w:type="gramStart"/>
+      <w:r>
+        <w:t>mini-batches</w:t>
+      </w:r>
+      <w:proofErr w:type="gramEnd"/>
+      <w:r>
+        <w:t xml:space="preserve"> during training to improve learning stability. </w:t>
       </w:r>
     </w:p>
     <w:p>
@@ -376,7 +392,15 @@
         <w:t>10K to 20K</w:t>
       </w:r>
       <w:r>
-        <w:t xml:space="preserve"> to observe how it affects the RL agent’s learning process in Pong. I also test whether increasing the buffer size later in training, after </w:t>
+        <w:t xml:space="preserve"> to observe how it affects the RL agent’s learning process in Pong. I also test whether </w:t>
+      </w:r>
+      <w:proofErr w:type="gramStart"/>
+      <w:r>
+        <w:t>increasing the buffer size</w:t>
+      </w:r>
+      <w:proofErr w:type="gramEnd"/>
+      <w:r>
+        <w:t xml:space="preserve"> later in training, after </w:t>
       </w:r>
       <w:r>
         <w:rPr>
@@ -409,7 +433,23 @@
     </w:p>
     <w:p>
       <w:r>
-        <w:t>The heuristic shaped-reward agent was trained using the same settings as the baseline agent, except that it uses a modified reward function. In this version, the agent receives +4 for scoring,   -2 for missing the ball, +1 for hitting the paddle, and an additional distance-based penalty ranging from 0 to -1 when it misses. This means that if the paddle is farther away from the ball when it misses, the penalty becomes larger.</w:t>
+        <w:t xml:space="preserve">The heuristic shaped-reward agent was trained using the same settings as the baseline agent, except that it uses a modified reward function. In this version, the agent receives +4 for </w:t>
+      </w:r>
+      <w:proofErr w:type="gramStart"/>
+      <w:r>
+        <w:t xml:space="preserve">scoring,   </w:t>
+      </w:r>
+      <w:proofErr w:type="gramEnd"/>
+      <w:r>
+        <w:t xml:space="preserve">-2 for missing the ball, +1 for hitting the paddle, and an additional distance-based penalty ranging from 0 to -1 when it misses. This means that if the paddle is farther away from the ball when it </w:t>
+      </w:r>
+      <w:proofErr w:type="gramStart"/>
+      <w:r>
+        <w:t>misses</w:t>
+      </w:r>
+      <w:proofErr w:type="gramEnd"/>
+      <w:r>
+        <w:t>, the penalty becomes larger.</w:t>
       </w:r>
     </w:p>
     <w:p>
@@ -422,9 +462,11 @@
       <w:r>
         <w:t xml:space="preserve">A higher reward is given for scoring to ensure that the agent does not only </w:t>
       </w:r>
+      <w:proofErr w:type="gramStart"/>
       <w:r>
         <w:t>learn</w:t>
       </w:r>
+      <w:proofErr w:type="gramEnd"/>
       <w:r>
         <w:t xml:space="preserve"> to keep returning the ball back and forth but also learns to play aggressively and aim for actual points.</w:t>
       </w:r>
@@ -525,7 +567,15 @@
         <w:t>Hence, t</w:t>
       </w:r>
       <w:r>
-        <w:t>he shaped reward function used in Breakout is also similar to the shaped reward function used in Pong. In both games, the reward design encourages the agent to move the paddle as close to the ball as possible. The agent receives a positive reward when the ball successfully hits the paddle, while a penalty is applied based on the distance between the paddle and the ball when the agent misses the ball.</w:t>
+        <w:t xml:space="preserve">he shaped reward function used in Breakout is also </w:t>
+      </w:r>
+      <w:proofErr w:type="gramStart"/>
+      <w:r>
+        <w:t>similar to</w:t>
+      </w:r>
+      <w:proofErr w:type="gramEnd"/>
+      <w:r>
+        <w:t xml:space="preserve"> the shaped reward function used in Pong. In both games, the reward design encourages the agent to move the paddle as close to the ball as possible. The agent receives a positive reward when the ball successfully hits the paddle, while a penalty is applied based on the distance between the paddle and the ball when the agent misses the ball.</w:t>
       </w:r>
     </w:p>
     <w:p>
@@ -600,6 +650,116 @@
     <w:p>
       <w:r>
         <w:t>Frame skip 4 is treated as the baseline because it is the standard setting used in many Atari DQN experiments</w:t>
+      </w:r>
+    </w:p>
+    <w:p>
+      <w:pPr>
+        <w:pStyle w:val="Heading2"/>
+        <w:numPr>
+          <w:ilvl w:val="0"/>
+          <w:numId w:val="3"/>
+        </w:numPr>
+      </w:pPr>
+      <w:proofErr w:type="spellStart"/>
+      <w:r>
+        <w:t>CarPole</w:t>
+      </w:r>
+      <w:proofErr w:type="spellEnd"/>
+    </w:p>
+    <w:p>
+      <w:pPr>
+        <w:pStyle w:val="Heading3"/>
+        <w:numPr>
+          <w:ilvl w:val="0"/>
+          <w:numId w:val="12"/>
+        </w:numPr>
+      </w:pPr>
+      <w:r>
+        <w:t>Task introduction</w:t>
+      </w:r>
+    </w:p>
+    <w:p>
+      <w:r>
+        <w:t>In this task, an agent controls a cart that can move left or right along a track while balancing a pole attached to the cart. The objective is to keep the pole upright for as long as possible by selecting appropriate actions at each timestep.</w:t>
+      </w:r>
+    </w:p>
+    <w:p>
+      <w:pPr>
+        <w:pStyle w:val="Heading3"/>
+        <w:numPr>
+          <w:ilvl w:val="0"/>
+          <w:numId w:val="12"/>
+        </w:numPr>
+      </w:pPr>
+      <w:r>
+        <w:t>E</w:t>
+      </w:r>
+      <w:r>
+        <w:t>psilon-greedy schedule</w:t>
+      </w:r>
+    </w:p>
+    <w:p>
+      <w:r>
+        <w:t>Each agent was trained for 300 episodes, and the experiments were repeated using three different random seeds: 1, 2, and 3, to reduce the effect of randomness on the results. After training, each model was evaluated using 10 greedy evaluation episodes, where the agent selected actions based only on the learned policy without exploration.</w:t>
+      </w:r>
+    </w:p>
+    <w:p>
+      <w:r>
+        <w:t>The purpose of this experiment is to compare how different epsilon-greedy exploration schedules affect the learning process and final performance of the reinforcement learning agent.</w:t>
+      </w:r>
+    </w:p>
+    <w:p>
+      <w:r>
+        <w:t>The following exploration schedules were tested:</w:t>
+      </w:r>
+    </w:p>
+    <w:p>
+      <w:pPr>
+        <w:pStyle w:val="ListParagraph"/>
+        <w:numPr>
+          <w:ilvl w:val="0"/>
+          <w:numId w:val="9"/>
+        </w:numPr>
+      </w:pPr>
+      <w:r>
+        <w:lastRenderedPageBreak/>
+        <w:t>Fast decay: Epsilon decreases linearly from 1.00 to 0.05 during the first 20% of the training episodes.</w:t>
+      </w:r>
+    </w:p>
+    <w:p>
+      <w:pPr>
+        <w:pStyle w:val="ListParagraph"/>
+        <w:numPr>
+          <w:ilvl w:val="0"/>
+          <w:numId w:val="9"/>
+        </w:numPr>
+      </w:pPr>
+      <w:r>
+        <w:t>Slow decay: Epsilon decreases linearly from 1.00 to 0.05 during the first 80% of the training episodes.</w:t>
+      </w:r>
+    </w:p>
+    <w:p>
+      <w:pPr>
+        <w:pStyle w:val="ListParagraph"/>
+        <w:numPr>
+          <w:ilvl w:val="0"/>
+          <w:numId w:val="9"/>
+        </w:numPr>
+      </w:pPr>
+      <w:r>
+        <w:t>Fixed epsilon 0.1: Epsilon remains constant at 0.10 throughout training.</w:t>
+      </w:r>
+    </w:p>
+    <w:p>
+      <w:pPr>
+        <w:pStyle w:val="ListParagraph"/>
+        <w:numPr>
+          <w:ilvl w:val="0"/>
+          <w:numId w:val="9"/>
+        </w:numPr>
+      </w:pPr>
+      <w:r>
+        <w:t>Fixed epsilon 0.2: Epsilon remains constant at 0.20 throughout training.</w:t>
       </w:r>
     </w:p>
     <w:p>
@@ -743,26 +903,34 @@
     </w:p>
     <w:p>
       <w:r>
+        <w:t>From the above figure, we can observe that the return values are mostly clustered around low scores during the early training stages, indicating that the agent initially struggles to learn an effective policy. As training progresses, the return values begin to vary more widely, suggesting that the agent starts exploring more successful behaviors and occasionally achieves higher scores.</w:t>
+      </w:r>
+    </w:p>
+    <w:p>
+      <w:pPr>
+        <w:pStyle w:val="Heading2"/>
+        <w:numPr>
+          <w:ilvl w:val="0"/>
+          <w:numId w:val="10"/>
+        </w:numPr>
+      </w:pPr>
+      <w:r>
         <w:lastRenderedPageBreak/>
-        <w:t>From the above figure, we can observe that the return values are mostly clustered around low scores during the early training stages, indicating that the agent initially struggles to learn an effective policy. As training progresses, the return values begin to vary more widely, suggesting that the agent starts exploring more successful behaviors and occasionally achieves higher scores.</w:t>
-      </w:r>
-    </w:p>
-    <w:p>
-      <w:pPr>
-        <w:pStyle w:val="Heading2"/>
-        <w:numPr>
-          <w:ilvl w:val="0"/>
-          <w:numId w:val="10"/>
-        </w:numPr>
-      </w:pPr>
-      <w:r>
-        <w:t>The role of re</w:t>
+        <w:t xml:space="preserve">The role of </w:t>
+      </w:r>
+      <w:proofErr w:type="gramStart"/>
+      <w:r>
+        <w:t>re</w:t>
       </w:r>
       <w:r>
         <w:t>p</w:t>
       </w:r>
       <w:r>
-        <w:t>lay buffer size</w:t>
+        <w:t>lay</w:t>
+      </w:r>
+      <w:proofErr w:type="gramEnd"/>
+      <w:r>
+        <w:t xml:space="preserve"> buffer size</w:t>
       </w:r>
       <w:r>
         <w:t xml:space="preserve"> (Pong)</w:t>
@@ -773,6 +941,9 @@
         <w:keepNext/>
       </w:pPr>
       <w:r>
+        <w:rPr>
+          <w:noProof/>
+        </w:rPr>
         <w:drawing>
           <wp:inline distT="0" distB="0" distL="0" distR="0" wp14:anchorId="79E2AB02" wp14:editId="0F148A20">
             <wp:extent cx="5943600" cy="2761911"/>
@@ -901,22 +1072,19 @@
     </w:p>
     <w:p>
       <w:r>
-        <w:t xml:space="preserve">However, when the agent is first trained with 10K and then switched to 20K, it may benefit from both effects. In the early stage, the smaller buffer helps the agent learn quickly from recent useful experiences. Later, increasing the buffer size allows the agent to keep more diverse and higher-quality experiences collected after it has already learned a better policy. As a result, the agent may </w:t>
-      </w:r>
+        <w:t>However, when the agent is first trained with 10K and then switched to 20K, it may benefit from both effects. In the early stage, the smaller buffer helps the agent learn quickly from recent useful experiences. Later, increasing the buffer size allows the agent to keep more diverse and higher-quality experiences collected after it has already learned a better policy. As a result, the agent may sample from a richer set of useful transitions, which can lead to a sharper improvement in later timesteps.</w:t>
+      </w:r>
+    </w:p>
+    <w:p>
+      <w:pPr>
+        <w:pStyle w:val="Heading2"/>
+        <w:numPr>
+          <w:ilvl w:val="0"/>
+          <w:numId w:val="10"/>
+        </w:numPr>
+      </w:pPr>
       <w:r>
         <w:lastRenderedPageBreak/>
-        <w:t>sample from a richer set of useful transitions, which can lead to a sharper improvement in later timesteps.</w:t>
-      </w:r>
-    </w:p>
-    <w:p>
-      <w:pPr>
-        <w:pStyle w:val="Heading2"/>
-        <w:numPr>
-          <w:ilvl w:val="0"/>
-          <w:numId w:val="10"/>
-        </w:numPr>
-      </w:pPr>
-      <w:r>
         <w:t>Pong heuristic shaped-reward function results</w:t>
       </w:r>
     </w:p>
@@ -926,6 +1094,9 @@
         <w:jc w:val="center"/>
       </w:pPr>
       <w:r>
+        <w:rPr>
+          <w:noProof/>
+        </w:rPr>
         <w:drawing>
           <wp:inline distT="0" distB="0" distL="0" distR="0" wp14:anchorId="2FE3E983" wp14:editId="5CFAB7B8">
             <wp:extent cx="4700016" cy="2414016"/>
@@ -1039,7 +1210,15 @@
     </w:p>
     <w:p>
       <w:r>
-        <w:t>This suggests that the heuristic shaped-reward function helps the agent learn common and basic gameplay patterns more quickly, allowing faster early improvement. However, because the reward function is more heavily shaped, the agent may become biased toward specific behaviors, leading to higher variance and reduced training stability.</w:t>
+        <w:t xml:space="preserve">This suggests that the heuristic </w:t>
+      </w:r>
+      <w:proofErr w:type="gramStart"/>
+      <w:r>
+        <w:t>shaped-reward</w:t>
+      </w:r>
+      <w:proofErr w:type="gramEnd"/>
+      <w:r>
+        <w:t xml:space="preserve"> function helps the agent learn common and basic gameplay patterns more quickly, allowing faster early improvement. However, because the reward function is more heavily shaped, the agent may become biased toward specific behaviors, leading to higher variance and reduced training stability.</w:t>
       </w:r>
     </w:p>
     <w:p>
@@ -1056,8 +1235,13 @@
         </w:numPr>
       </w:pPr>
       <w:r>
-        <w:t>Breakout heuristic shaped-reward</w:t>
-      </w:r>
+        <w:t xml:space="preserve">Breakout heuristic </w:t>
+      </w:r>
+      <w:proofErr w:type="gramStart"/>
+      <w:r>
+        <w:t>shaped-reward</w:t>
+      </w:r>
+      <w:proofErr w:type="gramEnd"/>
     </w:p>
     <w:p>
       <w:pPr>
@@ -1065,6 +1249,9 @@
         <w:jc w:val="center"/>
       </w:pPr>
       <w:r>
+        <w:rPr>
+          <w:noProof/>
+        </w:rPr>
         <w:drawing>
           <wp:inline distT="0" distB="0" distL="0" distR="0" wp14:anchorId="543C4ACC" wp14:editId="397D6C31">
             <wp:extent cx="4105656" cy="1517904"/>
@@ -1178,11 +1365,12 @@
         <w:jc w:val="center"/>
       </w:pPr>
       <w:r>
+        <w:lastRenderedPageBreak/>
         <w:drawing>
-          <wp:inline distT="0" distB="0" distL="0" distR="0" wp14:anchorId="66DB8557" wp14:editId="4B6350E7">
-            <wp:extent cx="4398264" cy="2093976"/>
-            <wp:effectExtent l="0" t="0" r="2540" b="1905"/>
-            <wp:docPr id="2111657471" name="Picture 1"/>
+          <wp:inline distT="0" distB="0" distL="0" distR="0" wp14:anchorId="2448CDA1" wp14:editId="0945AAE2">
+            <wp:extent cx="3913632" cy="1883664"/>
+            <wp:effectExtent l="0" t="0" r="0" b="2540"/>
+            <wp:docPr id="1191790925" name="Picture 1"/>
             <wp:cNvGraphicFramePr>
               <a:graphicFrameLocks xmlns:a="http://schemas.openxmlformats.org/drawingml/2006/main" noChangeAspect="1"/>
             </wp:cNvGraphicFramePr>
@@ -1190,12 +1378,12 @@
               <a:graphicData uri="http://schemas.openxmlformats.org/drawingml/2006/picture">
                 <pic:pic xmlns:pic="http://schemas.openxmlformats.org/drawingml/2006/picture">
                   <pic:nvPicPr>
-                    <pic:cNvPr id="2111657471" name=""/>
+                    <pic:cNvPr id="1191790925" name=""/>
                     <pic:cNvPicPr/>
                   </pic:nvPicPr>
                   <pic:blipFill rotWithShape="1">
                     <a:blip r:embed="rId12"/>
-                    <a:srcRect t="5185" b="7526"/>
+                    <a:srcRect t="5011" b="6838"/>
                     <a:stretch>
                       <a:fillRect/>
                     </a:stretch>
@@ -1203,7 +1391,7 @@
                   <pic:spPr bwMode="auto">
                     <a:xfrm>
                       <a:off x="0" y="0"/>
-                      <a:ext cx="4398264" cy="2093976"/>
+                      <a:ext cx="3913632" cy="1883664"/>
                     </a:xfrm>
                     <a:prstGeom prst="rect">
                       <a:avLst/>
@@ -1304,9 +1492,26 @@
     </w:p>
     <w:p>
       <w:r>
-        <w:t>The observation on Breakout task shaped-reward agent is similar to the observation on Pong. The shaped-reward agent learning faster at first, but in latter timesteps the baseline agent become better. But different from the case of Pong, in Breakout, both agent have very high standard deviation range.</w:t>
-      </w:r>
-    </w:p>
+        <w:t xml:space="preserve">The observation on the Breakout task is </w:t>
+      </w:r>
+      <w:proofErr w:type="gramStart"/>
+      <w:r>
+        <w:t>similar to</w:t>
+      </w:r>
+      <w:proofErr w:type="gramEnd"/>
+      <w:r>
+        <w:t xml:space="preserve"> what we observed in Pong. The shaped-reward agent learns faster in the early stage, but the baseline Breakout agent shows more stable learning over time. As shown by the increasing standard deviation across timesteps, the heuristic </w:t>
+      </w:r>
+      <w:proofErr w:type="gramStart"/>
+      <w:r>
+        <w:t>shaped-reward</w:t>
+      </w:r>
+      <w:proofErr w:type="gramEnd"/>
+      <w:r>
+        <w:t xml:space="preserve"> agent becomes less stable during training. By around 600K timesteps, the baseline agent almost catches up to the shaped-reward agent’s performance.</w:t>
+      </w:r>
+    </w:p>
+    <w:p/>
     <w:p>
       <w:pPr>
         <w:pStyle w:val="Heading2"/>
@@ -1322,15 +1527,16 @@
     <w:p>
       <w:pPr>
         <w:keepNext/>
+        <w:jc w:val="center"/>
       </w:pPr>
       <w:r>
         <w:rPr>
           <w:noProof/>
         </w:rPr>
         <w:drawing>
-          <wp:inline distT="0" distB="0" distL="0" distR="0" wp14:anchorId="435CE255" wp14:editId="4CD472BA">
-            <wp:extent cx="5942737" cy="3281221"/>
-            <wp:effectExtent l="0" t="0" r="1270" b="0"/>
+          <wp:inline distT="0" distB="0" distL="0" distR="0" wp14:anchorId="435CE255" wp14:editId="6390F63C">
+            <wp:extent cx="4946904" cy="2734056"/>
+            <wp:effectExtent l="0" t="0" r="6350" b="9525"/>
             <wp:docPr id="1574283525" name="Picture 1"/>
             <wp:cNvGraphicFramePr>
               <a:graphicFrameLocks xmlns:a="http://schemas.openxmlformats.org/drawingml/2006/main" noChangeAspect="1"/>
@@ -1352,7 +1558,7 @@
                   <pic:spPr bwMode="auto">
                     <a:xfrm>
                       <a:off x="0" y="0"/>
-                      <a:ext cx="5943600" cy="3281697"/>
+                      <a:ext cx="4946904" cy="2734056"/>
                     </a:xfrm>
                     <a:prstGeom prst="rect">
                       <a:avLst/>
@@ -1435,26 +1641,69 @@
     </w:p>
     <w:p>
       <w:r>
-        <w:t xml:space="preserve">Looking at Figure 2, we can see that the agent trained with a frame skip of 2 achieved the worst performance in terms of episode score per agent step. The agents trained with frame skip values </w:t>
-      </w:r>
+        <w:t xml:space="preserve">Looking at Figure </w:t>
+      </w:r>
+      <w:r>
+        <w:t>6</w:t>
+      </w:r>
+      <w:r>
+        <w:t xml:space="preserve">, we can see that the agent trained with a frame skip of 2 achieved the worst performance in terms of episode score per agent step. The agents trained with frame skip values of 4 and 8 achieved comparable overall results. Although the agent using frame skip 8 performed better during the early training stages, the agent with frame </w:t>
+      </w:r>
+      <w:proofErr w:type="gramStart"/>
+      <w:r>
+        <w:t>skip</w:t>
+      </w:r>
+      <w:proofErr w:type="gramEnd"/>
+      <w:r>
+        <w:t xml:space="preserve"> 4 gradually caught up during later timesteps, around step 200,000, after which both models produced similar performance.</w:t>
+      </w:r>
+    </w:p>
+    <w:p>
       <w:r>
         <w:lastRenderedPageBreak/>
-        <w:t>of 4 and 8 achieved comparable overall results. Although the agent using frame skip 8 performed better during the early training stages, the agent with frame skip 4 gradually caught up during later timesteps, around step 200,000, after which both models produced similar performance.</w:t>
-      </w:r>
-    </w:p>
-    <w:p>
-      <w:r>
         <w:t>However, despite achieving lower overall scores, the agent trained with frame skip 2 appeared to have a more stable training process. This can be observed from its lower standard deviation in the final average score compared to the other two agents. Therefore, while the learning process was slower, the policy updates seemed more consistent and stable over time.</w:t>
       </w:r>
     </w:p>
     <w:p>
       <w:r>
-        <w:t>The agent trained with frame skip 8 achieved the highest best episode score among all settings. Nevertheless, its average performance was less efficient and less stable compared to the frame skip 4 agent, which provided a better balance between learning speed and overall consistency.</w:t>
-      </w:r>
-    </w:p>
-    <w:p>
-      <w:r>
-        <w:t>When using a lower frame skip, such as 2, the agent is able to make decisions more frequently, resulting in finer control and faster reactions to ball movement. However, this also reduces Atari-frame throughput because the model must perform more forward passes and learning updates. In contrast, higher frame skip values allow the environment to process more Atari frames in less real-world time by repeating the same action for multiple frames. As shown in the figure, higher frame skip increases frame throughput, while lower frame skip allows the agent to perform more decision steps per second and maintain more precise control over gameplay.</w:t>
+        <w:t xml:space="preserve">The agent trained with frame skip 8 achieved the highest best episode score among all settings. Nevertheless, its average performance was less efficient and less stable compared to the frame skip 4 </w:t>
+      </w:r>
+      <w:proofErr w:type="gramStart"/>
+      <w:r>
+        <w:t>agent</w:t>
+      </w:r>
+      <w:proofErr w:type="gramEnd"/>
+      <w:r>
+        <w:t>, which provided a better balance between learning speed and overall consistency.</w:t>
+      </w:r>
+    </w:p>
+    <w:p>
+      <w:r>
+        <w:t xml:space="preserve">When using a lower frame skip, such as 2, the agent </w:t>
+      </w:r>
+      <w:proofErr w:type="gramStart"/>
+      <w:r>
+        <w:t>is able to</w:t>
+      </w:r>
+      <w:proofErr w:type="gramEnd"/>
+      <w:r>
+        <w:t xml:space="preserve"> make decisions more frequently, resulting in finer control and faster reactions to ball movement. However, this also reduces Atari-frame throughput because the model must perform more forward passes and learning updates. In contrast, higher frame skip values allow the environment to process more Atari frames in less real-world time by repeating the same action for multiple frames. As shown in the figure, higher frame </w:t>
+      </w:r>
+      <w:proofErr w:type="gramStart"/>
+      <w:r>
+        <w:t>skip increases</w:t>
+      </w:r>
+      <w:proofErr w:type="gramEnd"/>
+      <w:r>
+        <w:t xml:space="preserve"> frame throughput, while lower frame </w:t>
+      </w:r>
+      <w:proofErr w:type="gramStart"/>
+      <w:r>
+        <w:t>skip allows</w:t>
+      </w:r>
+      <w:proofErr w:type="gramEnd"/>
+      <w:r>
+        <w:t xml:space="preserve"> the agent to perform more decision steps per second and maintain more precise control over gameplay.</w:t>
       </w:r>
     </w:p>
     <w:p>
@@ -1469,6 +1718,104 @@
     </w:p>
     <w:p>
       <w:pPr>
+        <w:pStyle w:val="Heading2"/>
+        <w:numPr>
+          <w:ilvl w:val="0"/>
+          <w:numId w:val="10"/>
+        </w:numPr>
+      </w:pPr>
+      <w:proofErr w:type="spellStart"/>
+      <w:r>
+        <w:t>CarPole</w:t>
+      </w:r>
+      <w:proofErr w:type="spellEnd"/>
+      <w:r>
+        <w:t xml:space="preserve"> </w:t>
+      </w:r>
+      <w:r>
+        <w:t>epsilon-greedy schedule exploration</w:t>
+      </w:r>
+    </w:p>
+    <w:p>
+      <w:pPr>
+        <w:keepNext/>
+        <w:jc w:val="center"/>
+      </w:pPr>
+      <w:r>
+        <w:drawing>
+          <wp:inline distT="0" distB="0" distL="0" distR="0" wp14:anchorId="2C9DB1BD" wp14:editId="50B9614A">
+            <wp:extent cx="4745736" cy="2624328"/>
+            <wp:effectExtent l="0" t="0" r="0" b="5080"/>
+            <wp:docPr id="191642059" name="Picture 1"/>
+            <wp:cNvGraphicFramePr>
+              <a:graphicFrameLocks xmlns:a="http://schemas.openxmlformats.org/drawingml/2006/main" noChangeAspect="1"/>
+            </wp:cNvGraphicFramePr>
+            <a:graphic xmlns:a="http://schemas.openxmlformats.org/drawingml/2006/main">
+              <a:graphicData uri="http://schemas.openxmlformats.org/drawingml/2006/picture">
+                <pic:pic xmlns:pic="http://schemas.openxmlformats.org/drawingml/2006/picture">
+                  <pic:nvPicPr>
+                    <pic:cNvPr id="191642059" name=""/>
+                    <pic:cNvPicPr/>
+                  </pic:nvPicPr>
+                  <pic:blipFill rotWithShape="1">
+                    <a:blip r:embed="rId14"/>
+                    <a:srcRect t="8255" b="5490"/>
+                    <a:stretch>
+                      <a:fillRect/>
+                    </a:stretch>
+                  </pic:blipFill>
+                  <pic:spPr bwMode="auto">
+                    <a:xfrm>
+                      <a:off x="0" y="0"/>
+                      <a:ext cx="4745736" cy="2624328"/>
+                    </a:xfrm>
+                    <a:prstGeom prst="rect">
+                      <a:avLst/>
+                    </a:prstGeom>
+                    <a:ln>
+                      <a:noFill/>
+                    </a:ln>
+                    <a:extLst>
+                      <a:ext uri="{53640926-AAD7-44D8-BBD7-CCE9431645EC}">
+                        <a14:shadowObscured xmlns:a14="http://schemas.microsoft.com/office/drawing/2010/main"/>
+                      </a:ext>
+                    </a:extLst>
+                  </pic:spPr>
+                </pic:pic>
+              </a:graphicData>
+            </a:graphic>
+          </wp:inline>
+        </w:drawing>
+      </w:r>
+    </w:p>
+    <w:p>
+      <w:pPr>
+        <w:pStyle w:val="Caption"/>
+        <w:jc w:val="center"/>
+      </w:pPr>
+      <w:r>
+        <w:t xml:space="preserve">Figure </w:t>
+      </w:r>
+      <w:fldSimple w:instr=" SEQ Figure \* ARABIC ">
+        <w:r>
+          <w:rPr>
+            <w:noProof/>
+          </w:rPr>
+          <w:t>7</w:t>
+        </w:r>
+      </w:fldSimple>
+      <w:r>
+        <w:t>. Epsilon-greedy</w:t>
+      </w:r>
+      <w:r>
+        <w:rPr>
+          <w:noProof/>
+        </w:rPr>
+        <w:t xml:space="preserve">  schedule exploration</w:t>
+      </w:r>
+    </w:p>
+    <w:p>
+      <w:pPr>
         <w:pStyle w:val="Heading1"/>
         <w:numPr>
           <w:ilvl w:val="0"/>
@@ -1476,12 +1823,21 @@
         </w:numPr>
       </w:pPr>
       <w:r>
+        <w:lastRenderedPageBreak/>
         <w:t>Discussion</w:t>
       </w:r>
     </w:p>
     <w:p>
       <w:r>
-        <w:t>Through these experiments, we can see that reward shaping can help the agent learn faster, but the learning stability also depends heavily on the design of the reward function. In this case, the heuristic shaped-reward function helps the agent learn basic gameplay patterns more quickly, but it also makes the training process less stable.</w:t>
+        <w:t xml:space="preserve">Through these experiments, we can see that reward shaping can help the agent learn faster, but the learning stability also depends heavily on the design of the reward function. In this case, the heuristic </w:t>
+      </w:r>
+      <w:proofErr w:type="gramStart"/>
+      <w:r>
+        <w:t>shaped-reward</w:t>
+      </w:r>
+      <w:proofErr w:type="gramEnd"/>
+      <w:r>
+        <w:t xml:space="preserve"> function helps the agent learn basic gameplay patterns more quickly, but it also makes the training process less stable.</w:t>
       </w:r>
     </w:p>
     <w:p>
@@ -1491,13 +1847,28 @@
     </w:p>
     <w:p>
       <w:r>
-        <w:lastRenderedPageBreak/>
-        <w:t>I also explored the effect of replay buffer size. The results suggest that replay buffer size may affect the agent differently at different stages of training. In this report, I tested whether changing the replay buffer size midway through training can hurt or benefit the agent. In this case, increasing the replay buffer size later in training improved the agent’s performance. However, whether this result generalizes to other tasks or settings still requires further validation.</w:t>
-      </w:r>
-    </w:p>
-    <w:p>
-      <w:r>
-        <w:t>Overall, these experiments show that training a reinforcement learning agent does not only depend on the algorithm and environment. Other factors are also important, such as how the agent observes the environment, how observations are preprocessed, how much past experience the agent can remember, and how much exploration the agent is encouraged to perform.</w:t>
+        <w:t xml:space="preserve">I also explored the effect of replay buffer size. The results suggest that </w:t>
+      </w:r>
+      <w:proofErr w:type="gramStart"/>
+      <w:r>
+        <w:t>replay</w:t>
+      </w:r>
+      <w:proofErr w:type="gramEnd"/>
+      <w:r>
+        <w:t xml:space="preserve"> buffer size may affect the agent differently at different stages of training. In this report, I tested whether changing the replay buffer size midway through training can hurt or benefit the agent. In this case, increasing the replay buffer size later in training improved the agent’s performance. However, whether this result generalizes to other tasks or settings still requires further validation.</w:t>
+      </w:r>
+    </w:p>
+    <w:p>
+      <w:r>
+        <w:t xml:space="preserve">Overall, these experiments show that training a reinforcement learning agent does not only depend on the algorithm and environment. Other factors are also important, such as how the agent observes the environment, how observations are preprocessed, how much </w:t>
+      </w:r>
+      <w:proofErr w:type="gramStart"/>
+      <w:r>
+        <w:t>past experience</w:t>
+      </w:r>
+      <w:proofErr w:type="gramEnd"/>
+      <w:r>
+        <w:t xml:space="preserve"> the agent can remember, and how much exploration the agent is encouraged to perform.</w:t>
       </w:r>
     </w:p>
     <w:p>
@@ -1523,7 +1894,7 @@
       <w:r>
         <w:t xml:space="preserve">Pong implementation using DQN: </w:t>
       </w:r>
-      <w:hyperlink r:id="rId14" w:history="1">
+      <w:hyperlink r:id="rId15" w:history="1">
         <w:r>
           <w:rPr>
             <w:rStyle w:val="Hyperlink"/>
@@ -1543,7 +1914,7 @@
       <w:r>
         <w:t xml:space="preserve">Breakout implementation using DQN: </w:t>
       </w:r>
-      <w:hyperlink r:id="rId15" w:history="1">
+      <w:hyperlink r:id="rId16" w:history="1">
         <w:r>
           <w:rPr>
             <w:rStyle w:val="Hyperlink"/>
@@ -2365,6 +2736,95 @@
     </w:lvl>
   </w:abstractNum>
   <w:abstractNum w:abstractNumId="8" w15:restartNumberingAfterBreak="0">
+    <w:nsid w:val="65037EF0"/>
+    <w:multiLevelType w:val="hybridMultilevel"/>
+    <w:tmpl w:val="EAC2D26E"/>
+    <w:lvl w:ilvl="0" w:tplc="90CEC186">
+      <w:start w:val="1"/>
+      <w:numFmt w:val="lowerLetter"/>
+      <w:lvlText w:val="%1."/>
+      <w:lvlJc w:val="left"/>
+      <w:pPr>
+        <w:ind w:left="504" w:hanging="360"/>
+      </w:pPr>
+      <w:rPr>
+        <w:rFonts w:hint="default"/>
+      </w:rPr>
+    </w:lvl>
+    <w:lvl w:ilvl="1" w:tplc="04090019" w:tentative="1">
+      <w:start w:val="1"/>
+      <w:numFmt w:val="lowerLetter"/>
+      <w:lvlText w:val="%2."/>
+      <w:lvlJc w:val="left"/>
+      <w:pPr>
+        <w:ind w:left="1224" w:hanging="360"/>
+      </w:pPr>
+    </w:lvl>
+    <w:lvl w:ilvl="2" w:tplc="0409001B" w:tentative="1">
+      <w:start w:val="1"/>
+      <w:numFmt w:val="lowerRoman"/>
+      <w:lvlText w:val="%3."/>
+      <w:lvlJc w:val="right"/>
+      <w:pPr>
+        <w:ind w:left="1944" w:hanging="180"/>
+      </w:pPr>
+    </w:lvl>
+    <w:lvl w:ilvl="3" w:tplc="0409000F" w:tentative="1">
+      <w:start w:val="1"/>
+      <w:numFmt w:val="decimal"/>
+      <w:lvlText w:val="%4."/>
+      <w:lvlJc w:val="left"/>
+      <w:pPr>
+        <w:ind w:left="2664" w:hanging="360"/>
+      </w:pPr>
+    </w:lvl>
+    <w:lvl w:ilvl="4" w:tplc="04090019" w:tentative="1">
+      <w:start w:val="1"/>
+      <w:numFmt w:val="lowerLetter"/>
+      <w:lvlText w:val="%5."/>
+      <w:lvlJc w:val="left"/>
+      <w:pPr>
+        <w:ind w:left="3384" w:hanging="360"/>
+      </w:pPr>
+    </w:lvl>
+    <w:lvl w:ilvl="5" w:tplc="0409001B" w:tentative="1">
+      <w:start w:val="1"/>
+      <w:numFmt w:val="lowerRoman"/>
+      <w:lvlText w:val="%6."/>
+      <w:lvlJc w:val="right"/>
+      <w:pPr>
+        <w:ind w:left="4104" w:hanging="180"/>
+      </w:pPr>
+    </w:lvl>
+    <w:lvl w:ilvl="6" w:tplc="0409000F" w:tentative="1">
+      <w:start w:val="1"/>
+      <w:numFmt w:val="decimal"/>
+      <w:lvlText w:val="%7."/>
+      <w:lvlJc w:val="left"/>
+      <w:pPr>
+        <w:ind w:left="4824" w:hanging="360"/>
+      </w:pPr>
+    </w:lvl>
+    <w:lvl w:ilvl="7" w:tplc="04090019" w:tentative="1">
+      <w:start w:val="1"/>
+      <w:numFmt w:val="lowerLetter"/>
+      <w:lvlText w:val="%8."/>
+      <w:lvlJc w:val="left"/>
+      <w:pPr>
+        <w:ind w:left="5544" w:hanging="360"/>
+      </w:pPr>
+    </w:lvl>
+    <w:lvl w:ilvl="8" w:tplc="0409001B" w:tentative="1">
+      <w:start w:val="1"/>
+      <w:numFmt w:val="lowerRoman"/>
+      <w:lvlText w:val="%9."/>
+      <w:lvlJc w:val="right"/>
+      <w:pPr>
+        <w:ind w:left="6264" w:hanging="180"/>
+      </w:pPr>
+    </w:lvl>
+  </w:abstractNum>
+  <w:abstractNum w:abstractNumId="9" w15:restartNumberingAfterBreak="0">
     <w:nsid w:val="67046410"/>
     <w:multiLevelType w:val="hybridMultilevel"/>
     <w:tmpl w:val="A8EAA4F6"/>
@@ -2453,7 +2913,7 @@
       </w:pPr>
     </w:lvl>
   </w:abstractNum>
-  <w:abstractNum w:abstractNumId="9" w15:restartNumberingAfterBreak="0">
+  <w:abstractNum w:abstractNumId="10" w15:restartNumberingAfterBreak="0">
     <w:nsid w:val="69DC6252"/>
     <w:multiLevelType w:val="hybridMultilevel"/>
     <w:tmpl w:val="9364E050"/>
@@ -2542,7 +3002,7 @@
       </w:pPr>
     </w:lvl>
   </w:abstractNum>
-  <w:abstractNum w:abstractNumId="10" w15:restartNumberingAfterBreak="0">
+  <w:abstractNum w:abstractNumId="11" w15:restartNumberingAfterBreak="0">
     <w:nsid w:val="6ABB5065"/>
     <w:multiLevelType w:val="hybridMultilevel"/>
     <w:tmpl w:val="D848C8C6"/>
@@ -2662,10 +3122,10 @@
     <w:abstractNumId w:val="3"/>
   </w:num>
   <w:num w:numId="3" w16cid:durableId="196238658">
-    <w:abstractNumId w:val="9"/>
+    <w:abstractNumId w:val="10"/>
   </w:num>
   <w:num w:numId="4" w16cid:durableId="850948493">
-    <w:abstractNumId w:val="8"/>
+    <w:abstractNumId w:val="9"/>
   </w:num>
   <w:num w:numId="5" w16cid:durableId="273833871">
     <w:abstractNumId w:val="7"/>
@@ -2680,13 +3140,16 @@
     <w:abstractNumId w:val="2"/>
   </w:num>
   <w:num w:numId="9" w16cid:durableId="2026402379">
-    <w:abstractNumId w:val="10"/>
+    <w:abstractNumId w:val="11"/>
   </w:num>
   <w:num w:numId="10" w16cid:durableId="1367632188">
     <w:abstractNumId w:val="1"/>
   </w:num>
   <w:num w:numId="11" w16cid:durableId="1821651742">
     <w:abstractNumId w:val="5"/>
+  </w:num>
+  <w:num w:numId="12" w16cid:durableId="1916814775">
+    <w:abstractNumId w:val="8"/>
   </w:num>
 </w:numbering>
 </file>

--- a/314561007_assignment3.docx
+++ b/314561007_assignment3.docx
@@ -121,15 +121,7 @@
         </w:numPr>
       </w:pPr>
       <w:r>
-        <w:t xml:space="preserve">How does frame </w:t>
-      </w:r>
-      <w:proofErr w:type="gramStart"/>
-      <w:r>
-        <w:t>skipping</w:t>
-      </w:r>
-      <w:proofErr w:type="gramEnd"/>
-      <w:r>
-        <w:t xml:space="preserve"> influence the learning performance and outcome of reinforcement learning agents?</w:t>
+        <w:t>How does frame skipping influence the learning performance and outcome of reinforcement learning agents?</w:t>
       </w:r>
     </w:p>
     <w:p>
@@ -189,15 +181,7 @@
         </w:numPr>
       </w:pPr>
       <w:r>
-        <w:t xml:space="preserve">Experience Replay: Stores transitions in a replay buffer and samples </w:t>
-      </w:r>
-      <w:proofErr w:type="gramStart"/>
-      <w:r>
-        <w:t>mini-batches</w:t>
-      </w:r>
-      <w:proofErr w:type="gramEnd"/>
-      <w:r>
-        <w:t xml:space="preserve"> during training to improve learning stability. </w:t>
+        <w:t xml:space="preserve">Experience Replay: Stores transitions in a replay buffer and samples mini-batches during training to improve learning stability. </w:t>
       </w:r>
     </w:p>
     <w:p>
@@ -392,15 +376,7 @@
         <w:t>10K to 20K</w:t>
       </w:r>
       <w:r>
-        <w:t xml:space="preserve"> to observe how it affects the RL agent’s learning process in Pong. I also test whether </w:t>
-      </w:r>
-      <w:proofErr w:type="gramStart"/>
-      <w:r>
-        <w:t>increasing the buffer size</w:t>
-      </w:r>
-      <w:proofErr w:type="gramEnd"/>
-      <w:r>
-        <w:t xml:space="preserve"> later in training, after </w:t>
+        <w:t xml:space="preserve"> to observe how it affects the RL agent’s learning process in Pong. I also test whether increasing the buffer size later in training, after </w:t>
       </w:r>
       <w:r>
         <w:rPr>
@@ -433,23 +409,7 @@
     </w:p>
     <w:p>
       <w:r>
-        <w:t xml:space="preserve">The heuristic shaped-reward agent was trained using the same settings as the baseline agent, except that it uses a modified reward function. In this version, the agent receives +4 for </w:t>
-      </w:r>
-      <w:proofErr w:type="gramStart"/>
-      <w:r>
-        <w:t xml:space="preserve">scoring,   </w:t>
-      </w:r>
-      <w:proofErr w:type="gramEnd"/>
-      <w:r>
-        <w:t xml:space="preserve">-2 for missing the ball, +1 for hitting the paddle, and an additional distance-based penalty ranging from 0 to -1 when it misses. This means that if the paddle is farther away from the ball when it </w:t>
-      </w:r>
-      <w:proofErr w:type="gramStart"/>
-      <w:r>
-        <w:t>misses</w:t>
-      </w:r>
-      <w:proofErr w:type="gramEnd"/>
-      <w:r>
-        <w:t>, the penalty becomes larger.</w:t>
+        <w:t>The heuristic shaped-reward agent was trained using the same settings as the baseline agent, except that it uses a modified reward function. In this version, the agent receives +4 for scoring,   -2 for missing the ball, +1 for hitting the paddle, and an additional distance-based penalty ranging from 0 to -1 when it misses. This means that if the paddle is farther away from the ball when it misses, the penalty becomes larger.</w:t>
       </w:r>
     </w:p>
     <w:p>
@@ -462,11 +422,9 @@
       <w:r>
         <w:t xml:space="preserve">A higher reward is given for scoring to ensure that the agent does not only </w:t>
       </w:r>
-      <w:proofErr w:type="gramStart"/>
       <w:r>
         <w:t>learn</w:t>
       </w:r>
-      <w:proofErr w:type="gramEnd"/>
       <w:r>
         <w:t xml:space="preserve"> to keep returning the ball back and forth but also learns to play aggressively and aim for actual points.</w:t>
       </w:r>
@@ -567,15 +525,7 @@
         <w:t>Hence, t</w:t>
       </w:r>
       <w:r>
-        <w:t xml:space="preserve">he shaped reward function used in Breakout is also </w:t>
-      </w:r>
-      <w:proofErr w:type="gramStart"/>
-      <w:r>
-        <w:t>similar to</w:t>
-      </w:r>
-      <w:proofErr w:type="gramEnd"/>
-      <w:r>
-        <w:t xml:space="preserve"> the shaped reward function used in Pong. In both games, the reward design encourages the agent to move the paddle as close to the ball as possible. The agent receives a positive reward when the ball successfully hits the paddle, while a penalty is applied based on the distance between the paddle and the ball when the agent misses the ball.</w:t>
+        <w:t>he shaped reward function used in Breakout is also similar to the shaped reward function used in Pong. In both games, the reward design encourages the agent to move the paddle as close to the ball as possible. The agent receives a positive reward when the ball successfully hits the paddle, while a penalty is applied based on the distance between the paddle and the ball when the agent misses the ball.</w:t>
       </w:r>
     </w:p>
     <w:p>
@@ -660,11 +610,15 @@
           <w:numId w:val="3"/>
         </w:numPr>
       </w:pPr>
-      <w:proofErr w:type="spellStart"/>
-      <w:r>
-        <w:t>CarPole</w:t>
-      </w:r>
-      <w:proofErr w:type="spellEnd"/>
+      <w:r>
+        <w:t>Car</w:t>
+      </w:r>
+      <w:r>
+        <w:t>t</w:t>
+      </w:r>
+      <w:r>
+        <w:t>Pole</w:t>
+      </w:r>
     </w:p>
     <w:p>
       <w:pPr>
@@ -796,9 +750,9 @@
           <w:noProof/>
         </w:rPr>
         <w:drawing>
-          <wp:inline distT="0" distB="0" distL="0" distR="0" wp14:anchorId="5B149651" wp14:editId="60CABE7D">
-            <wp:extent cx="5093208" cy="2386584"/>
-            <wp:effectExtent l="0" t="0" r="0" b="0"/>
+          <wp:inline distT="0" distB="0" distL="0" distR="0" wp14:anchorId="5B149651" wp14:editId="5AA5FDAA">
+            <wp:extent cx="4773168" cy="2231136"/>
+            <wp:effectExtent l="0" t="0" r="8890" b="0"/>
             <wp:docPr id="1753410415" name="Picture 1"/>
             <wp:cNvGraphicFramePr>
               <a:graphicFrameLocks xmlns:a="http://schemas.openxmlformats.org/drawingml/2006/main" noChangeAspect="1"/>
@@ -820,7 +774,7 @@
                   <pic:spPr bwMode="auto">
                     <a:xfrm>
                       <a:off x="0" y="0"/>
-                      <a:ext cx="5093208" cy="2386584"/>
+                      <a:ext cx="4773168" cy="2231136"/>
                     </a:xfrm>
                     <a:prstGeom prst="rect">
                       <a:avLst/>
@@ -915,22 +869,13 @@
         </w:numPr>
       </w:pPr>
       <w:r>
-        <w:lastRenderedPageBreak/>
-        <w:t xml:space="preserve">The role of </w:t>
-      </w:r>
-      <w:proofErr w:type="gramStart"/>
-      <w:r>
-        <w:t>re</w:t>
+        <w:t>The role of re</w:t>
       </w:r>
       <w:r>
         <w:t>p</w:t>
       </w:r>
       <w:r>
-        <w:t>lay</w:t>
-      </w:r>
-      <w:proofErr w:type="gramEnd"/>
-      <w:r>
-        <w:t xml:space="preserve"> buffer size</w:t>
+        <w:t>lay buffer size</w:t>
       </w:r>
       <w:r>
         <w:t xml:space="preserve"> (Pong)</w:t>
@@ -939,15 +884,16 @@
     <w:p>
       <w:pPr>
         <w:keepNext/>
+        <w:jc w:val="center"/>
       </w:pPr>
       <w:r>
         <w:rPr>
           <w:noProof/>
         </w:rPr>
         <w:drawing>
-          <wp:inline distT="0" distB="0" distL="0" distR="0" wp14:anchorId="79E2AB02" wp14:editId="0F148A20">
-            <wp:extent cx="5943600" cy="2761911"/>
-            <wp:effectExtent l="0" t="0" r="0" b="635"/>
+          <wp:inline distT="0" distB="0" distL="0" distR="0" wp14:anchorId="79E2AB02" wp14:editId="2D014DE8">
+            <wp:extent cx="4251960" cy="1975104"/>
+            <wp:effectExtent l="0" t="0" r="0" b="6350"/>
             <wp:docPr id="1142408235" name="Picture 1"/>
             <wp:cNvGraphicFramePr>
               <a:graphicFrameLocks xmlns:a="http://schemas.openxmlformats.org/drawingml/2006/main" noChangeAspect="1"/>
@@ -969,7 +915,7 @@
                   <pic:spPr bwMode="auto">
                     <a:xfrm>
                       <a:off x="0" y="0"/>
-                      <a:ext cx="5943600" cy="2761911"/>
+                      <a:ext cx="4251960" cy="1975104"/>
                     </a:xfrm>
                     <a:prstGeom prst="rect">
                       <a:avLst/>
@@ -1052,6 +998,7 @@
     </w:p>
     <w:p>
       <w:r>
+        <w:lastRenderedPageBreak/>
         <w:t>The experiment yields interesting results. There is not much difference between the learning curves of the baseline agents trained with 10K and 20K replay buffers throughout the training process. However, the agent that is first trained with a 10K buffer and then switched to a 20K buffer shows a sharper improvement in the later timesteps.</w:t>
       </w:r>
     </w:p>
@@ -1084,7 +1031,6 @@
         </w:numPr>
       </w:pPr>
       <w:r>
-        <w:lastRenderedPageBreak/>
         <w:t>Pong heuristic shaped-reward function results</w:t>
       </w:r>
     </w:p>
@@ -1098,9 +1044,9 @@
           <w:noProof/>
         </w:rPr>
         <w:drawing>
-          <wp:inline distT="0" distB="0" distL="0" distR="0" wp14:anchorId="2FE3E983" wp14:editId="5CFAB7B8">
-            <wp:extent cx="4700016" cy="2414016"/>
-            <wp:effectExtent l="0" t="0" r="5715" b="5715"/>
+          <wp:inline distT="0" distB="0" distL="0" distR="0" wp14:anchorId="2FE3E983" wp14:editId="26168D62">
+            <wp:extent cx="5020056" cy="2578608"/>
+            <wp:effectExtent l="0" t="0" r="0" b="0"/>
             <wp:docPr id="1464668367" name="Picture 1"/>
             <wp:cNvGraphicFramePr>
               <a:graphicFrameLocks xmlns:a="http://schemas.openxmlformats.org/drawingml/2006/main" noChangeAspect="1"/>
@@ -1122,7 +1068,7 @@
                   <pic:spPr bwMode="auto">
                     <a:xfrm>
                       <a:off x="0" y="0"/>
-                      <a:ext cx="4700016" cy="2414016"/>
+                      <a:ext cx="5020056" cy="2578608"/>
                     </a:xfrm>
                     <a:prstGeom prst="rect">
                       <a:avLst/>
@@ -1210,15 +1156,8 @@
     </w:p>
     <w:p>
       <w:r>
-        <w:t xml:space="preserve">This suggests that the heuristic </w:t>
-      </w:r>
-      <w:proofErr w:type="gramStart"/>
-      <w:r>
-        <w:t>shaped-reward</w:t>
-      </w:r>
-      <w:proofErr w:type="gramEnd"/>
-      <w:r>
-        <w:t xml:space="preserve"> function helps the agent learn common and basic gameplay patterns more quickly, allowing faster early improvement. However, because the reward function is more heavily shaped, the agent may become biased toward specific behaviors, leading to higher variance and reduced training stability.</w:t>
+        <w:lastRenderedPageBreak/>
+        <w:t>This suggests that the heuristic shaped-reward function helps the agent learn common and basic gameplay patterns more quickly, allowing faster early improvement. However, because the reward function is more heavily shaped, the agent may become biased toward specific behaviors, leading to higher variance and reduced training stability.</w:t>
       </w:r>
     </w:p>
     <w:p>
@@ -1235,28 +1174,19 @@
         </w:numPr>
       </w:pPr>
       <w:r>
-        <w:t xml:space="preserve">Breakout heuristic </w:t>
-      </w:r>
-      <w:proofErr w:type="gramStart"/>
-      <w:r>
-        <w:t>shaped-reward</w:t>
-      </w:r>
-      <w:proofErr w:type="gramEnd"/>
+        <w:t>Breakout heuristic shaped-reward</w:t>
+      </w:r>
     </w:p>
     <w:p>
       <w:pPr>
         <w:keepNext/>
-        <w:jc w:val="center"/>
-      </w:pPr>
-      <w:r>
-        <w:rPr>
-          <w:noProof/>
-        </w:rPr>
+      </w:pPr>
+      <w:r>
         <w:drawing>
-          <wp:inline distT="0" distB="0" distL="0" distR="0" wp14:anchorId="543C4ACC" wp14:editId="397D6C31">
-            <wp:extent cx="4105656" cy="1517904"/>
-            <wp:effectExtent l="0" t="0" r="0" b="6350"/>
-            <wp:docPr id="1326368290" name="Picture 1"/>
+          <wp:inline distT="0" distB="0" distL="0" distR="0" wp14:anchorId="4F71C8A6" wp14:editId="4079E095">
+            <wp:extent cx="5942965" cy="2159779"/>
+            <wp:effectExtent l="0" t="0" r="635" b="0"/>
+            <wp:docPr id="282760926" name="Picture 1"/>
             <wp:cNvGraphicFramePr>
               <a:graphicFrameLocks xmlns:a="http://schemas.openxmlformats.org/drawingml/2006/main" noChangeAspect="1"/>
             </wp:cNvGraphicFramePr>
@@ -1264,12 +1194,12 @@
               <a:graphicData uri="http://schemas.openxmlformats.org/drawingml/2006/picture">
                 <pic:pic xmlns:pic="http://schemas.openxmlformats.org/drawingml/2006/picture">
                   <pic:nvPicPr>
-                    <pic:cNvPr id="1326368290" name=""/>
+                    <pic:cNvPr id="282760926" name=""/>
                     <pic:cNvPicPr/>
                   </pic:nvPicPr>
                   <pic:blipFill rotWithShape="1">
                     <a:blip r:embed="rId11"/>
-                    <a:srcRect t="8483" b="37873"/>
+                    <a:srcRect t="9987" b="37332"/>
                     <a:stretch>
                       <a:fillRect/>
                     </a:stretch>
@@ -1277,7 +1207,7 @@
                   <pic:spPr bwMode="auto">
                     <a:xfrm>
                       <a:off x="0" y="0"/>
-                      <a:ext cx="4105656" cy="1517904"/>
+                      <a:ext cx="5943600" cy="2160010"/>
                     </a:xfrm>
                     <a:prstGeom prst="rect">
                       <a:avLst/>
@@ -1355,21 +1285,22 @@
           <w:sz w:val="20"/>
           <w:szCs w:val="20"/>
         </w:rPr>
-        <w:t>. Learning curve of Breakout baseline and heuristic shaped-reward agent</w:t>
-      </w:r>
-    </w:p>
-    <w:p/>
+        <w:t>. Learning curves of Breakout</w:t>
+      </w:r>
+    </w:p>
     <w:p>
       <w:pPr>
         <w:keepNext/>
         <w:jc w:val="center"/>
       </w:pPr>
       <w:r>
-        <w:lastRenderedPageBreak/>
+        <w:rPr>
+          <w:noProof/>
+        </w:rPr>
         <w:drawing>
-          <wp:inline distT="0" distB="0" distL="0" distR="0" wp14:anchorId="2448CDA1" wp14:editId="0945AAE2">
-            <wp:extent cx="3913632" cy="1883664"/>
-            <wp:effectExtent l="0" t="0" r="0" b="2540"/>
+          <wp:inline distT="0" distB="0" distL="0" distR="0" wp14:anchorId="2448CDA1" wp14:editId="4A3AA2BF">
+            <wp:extent cx="4690872" cy="2258568"/>
+            <wp:effectExtent l="0" t="0" r="0" b="8890"/>
             <wp:docPr id="1191790925" name="Picture 1"/>
             <wp:cNvGraphicFramePr>
               <a:graphicFrameLocks xmlns:a="http://schemas.openxmlformats.org/drawingml/2006/main" noChangeAspect="1"/>
@@ -1391,7 +1322,7 @@
                   <pic:spPr bwMode="auto">
                     <a:xfrm>
                       <a:off x="0" y="0"/>
-                      <a:ext cx="3913632" cy="1883664"/>
+                      <a:ext cx="4690872" cy="2258568"/>
                     </a:xfrm>
                     <a:prstGeom prst="rect">
                       <a:avLst/>
@@ -1492,26 +1423,9 @@
     </w:p>
     <w:p>
       <w:r>
-        <w:t xml:space="preserve">The observation on the Breakout task is </w:t>
-      </w:r>
-      <w:proofErr w:type="gramStart"/>
-      <w:r>
-        <w:t>similar to</w:t>
-      </w:r>
-      <w:proofErr w:type="gramEnd"/>
-      <w:r>
-        <w:t xml:space="preserve"> what we observed in Pong. The shaped-reward agent learns faster in the early stage, but the baseline Breakout agent shows more stable learning over time. As shown by the increasing standard deviation across timesteps, the heuristic </w:t>
-      </w:r>
-      <w:proofErr w:type="gramStart"/>
-      <w:r>
-        <w:t>shaped-reward</w:t>
-      </w:r>
-      <w:proofErr w:type="gramEnd"/>
-      <w:r>
-        <w:t xml:space="preserve"> agent becomes less stable during training. By around 600K timesteps, the baseline agent almost catches up to the shaped-reward agent’s performance.</w:t>
-      </w:r>
-    </w:p>
-    <w:p/>
+        <w:t>The observation on the Breakout task is similar to what we observed in Pong. The shaped-reward agent learns faster in the early stage, but the baseline Breakout agent shows more stable learning over time. As shown by the increasing standard deviation across timesteps, the heuristic shaped-reward agent becomes less stable during training. By around 600K timesteps, the baseline agent almost catches up to the shaped-reward agent’s performance.</w:t>
+      </w:r>
+    </w:p>
     <w:p>
       <w:pPr>
         <w:pStyle w:val="Heading2"/>
@@ -1521,6 +1435,7 @@
         </w:numPr>
       </w:pPr>
       <w:r>
+        <w:lastRenderedPageBreak/>
         <w:t>Breakout frame skipping</w:t>
       </w:r>
     </w:p>
@@ -1534,7 +1449,7 @@
           <w:noProof/>
         </w:rPr>
         <w:drawing>
-          <wp:inline distT="0" distB="0" distL="0" distR="0" wp14:anchorId="435CE255" wp14:editId="6390F63C">
+          <wp:inline distT="0" distB="0" distL="0" distR="0" wp14:anchorId="435CE255" wp14:editId="3AA4F049">
             <wp:extent cx="4946904" cy="2734056"/>
             <wp:effectExtent l="0" t="0" r="6350" b="9525"/>
             <wp:docPr id="1574283525" name="Picture 1"/>
@@ -1647,68 +1562,31 @@
         <w:t>6</w:t>
       </w:r>
       <w:r>
-        <w:t xml:space="preserve">, we can see that the agent trained with a frame skip of 2 achieved the worst performance in terms of episode score per agent step. The agents trained with frame skip values of 4 and 8 achieved comparable overall results. Although the agent using frame skip 8 performed better during the early training stages, the agent with frame </w:t>
-      </w:r>
-      <w:proofErr w:type="gramStart"/>
-      <w:r>
-        <w:t>skip</w:t>
-      </w:r>
-      <w:proofErr w:type="gramEnd"/>
-      <w:r>
-        <w:t xml:space="preserve"> 4 gradually caught up during later timesteps, around step 200,000, after which both models produced similar performance.</w:t>
-      </w:r>
-    </w:p>
-    <w:p>
+        <w:t>, we can see that the agent trained with a frame skip of 2 achieved the worst performance in terms of episode score per agent step. The agents trained with frame skip values of 4 and 8 achieved comparable overall results. Although the agent using frame skip 8 performed better during the early training stages, the agent with frame skip 4 gradually caught up during later timesteps, around step 200,000, after which both models produced similar performance.</w:t>
+      </w:r>
+    </w:p>
+    <w:p>
+      <w:r>
+        <w:t>However, despite achieving lower overall scores, the agent trained with frame skip 2 appeared to have a more stable training process. This can be observed from its lower standard deviation in the final average score compared to the other two agents. Therefore, while the learning process was slower, the policy updates seemed more consistent and stable over time.</w:t>
+      </w:r>
+    </w:p>
+    <w:p>
+      <w:r>
+        <w:t>The agent trained with frame skip 8 achieved the highest best episode score among all settings. Nevertheless, its average performance was less efficient and less stable compared to the frame skip 4 agent, which provided a better balance between learning speed and overall consistency.</w:t>
+      </w:r>
+    </w:p>
+    <w:p>
+      <w:r>
+        <w:t>When using a lower frame skip, such as 2, the agent is able to make decisions more frequently, resulting in finer control and faster reactions to ball movement. However, this also reduces Atari-frame throughput because the model must perform more forward passes and learning updates. In contrast, higher frame skip values allow the environment to process more Atari frames in less real-world time by repeating the same action for multiple frames. As shown in the figure, higher frame skip increases frame throughput, while lower frame skip allows the agent to perform more decision steps per second and maintain more precise control over gameplay.</w:t>
+      </w:r>
+    </w:p>
+    <w:p>
+      <w:r>
+        <w:t xml:space="preserve">In other words, a higher frame skip allows the agent to process more Atari frames in the same amount of real-world training time, meaning the agent can observe more gameplay examples </w:t>
+      </w:r>
       <w:r>
         <w:lastRenderedPageBreak/>
-        <w:t>However, despite achieving lower overall scores, the agent trained with frame skip 2 appeared to have a more stable training process. This can be observed from its lower standard deviation in the final average score compared to the other two agents. Therefore, while the learning process was slower, the policy updates seemed more consistent and stable over time.</w:t>
-      </w:r>
-    </w:p>
-    <w:p>
-      <w:r>
-        <w:t xml:space="preserve">The agent trained with frame skip 8 achieved the highest best episode score among all settings. Nevertheless, its average performance was less efficient and less stable compared to the frame skip 4 </w:t>
-      </w:r>
-      <w:proofErr w:type="gramStart"/>
-      <w:r>
-        <w:t>agent</w:t>
-      </w:r>
-      <w:proofErr w:type="gramEnd"/>
-      <w:r>
-        <w:t>, which provided a better balance between learning speed and overall consistency.</w:t>
-      </w:r>
-    </w:p>
-    <w:p>
-      <w:r>
-        <w:t xml:space="preserve">When using a lower frame skip, such as 2, the agent </w:t>
-      </w:r>
-      <w:proofErr w:type="gramStart"/>
-      <w:r>
-        <w:t>is able to</w:t>
-      </w:r>
-      <w:proofErr w:type="gramEnd"/>
-      <w:r>
-        <w:t xml:space="preserve"> make decisions more frequently, resulting in finer control and faster reactions to ball movement. However, this also reduces Atari-frame throughput because the model must perform more forward passes and learning updates. In contrast, higher frame skip values allow the environment to process more Atari frames in less real-world time by repeating the same action for multiple frames. As shown in the figure, higher frame </w:t>
-      </w:r>
-      <w:proofErr w:type="gramStart"/>
-      <w:r>
-        <w:t>skip increases</w:t>
-      </w:r>
-      <w:proofErr w:type="gramEnd"/>
-      <w:r>
-        <w:t xml:space="preserve"> frame throughput, while lower frame </w:t>
-      </w:r>
-      <w:proofErr w:type="gramStart"/>
-      <w:r>
-        <w:t>skip allows</w:t>
-      </w:r>
-      <w:proofErr w:type="gramEnd"/>
-      <w:r>
-        <w:t xml:space="preserve"> the agent to perform more decision steps per second and maintain more precise control over gameplay.</w:t>
-      </w:r>
-    </w:p>
-    <w:p>
-      <w:r>
-        <w:t>In other words, a higher frame skip allows the agent to process more Atari frames in the same amount of real-world training time, meaning the agent can observe more gameplay examples during training. However, because the same action is repeated for multiple frames, the agent may miss short timing windows or fast movements that require precise reactions.</w:t>
+        <w:t>during training. However, because the same action is repeated for multiple frames, the agent may miss short timing windows or fast movements that require precise reactions.</w:t>
       </w:r>
     </w:p>
     <w:p>
@@ -1724,13 +1602,14 @@
           <w:numId w:val="10"/>
         </w:numPr>
       </w:pPr>
-      <w:proofErr w:type="spellStart"/>
-      <w:r>
-        <w:t>CarPole</w:t>
-      </w:r>
-      <w:proofErr w:type="spellEnd"/>
-      <w:r>
-        <w:t xml:space="preserve"> </w:t>
+      <w:r>
+        <w:t>Car</w:t>
+      </w:r>
+      <w:r>
+        <w:t>t</w:t>
+      </w:r>
+      <w:r>
+        <w:t xml:space="preserve">Pole </w:t>
       </w:r>
       <w:r>
         <w:t>epsilon-greedy schedule exploration</w:t>
@@ -1742,10 +1621,13 @@
         <w:jc w:val="center"/>
       </w:pPr>
       <w:r>
+        <w:rPr>
+          <w:noProof/>
+        </w:rPr>
         <w:drawing>
-          <wp:inline distT="0" distB="0" distL="0" distR="0" wp14:anchorId="2C9DB1BD" wp14:editId="50B9614A">
-            <wp:extent cx="4745736" cy="2624328"/>
-            <wp:effectExtent l="0" t="0" r="0" b="5080"/>
+          <wp:inline distT="0" distB="0" distL="0" distR="0" wp14:anchorId="2C9DB1BD" wp14:editId="68B02EEF">
+            <wp:extent cx="5138928" cy="2843784"/>
+            <wp:effectExtent l="0" t="0" r="5080" b="0"/>
             <wp:docPr id="191642059" name="Picture 1"/>
             <wp:cNvGraphicFramePr>
               <a:graphicFrameLocks xmlns:a="http://schemas.openxmlformats.org/drawingml/2006/main" noChangeAspect="1"/>
@@ -1767,7 +1649,7 @@
                   <pic:spPr bwMode="auto">
                     <a:xfrm>
                       <a:off x="0" y="0"/>
-                      <a:ext cx="4745736" cy="2624328"/>
+                      <a:ext cx="5138928" cy="2843784"/>
                     </a:xfrm>
                     <a:prstGeom prst="rect">
                       <a:avLst/>
@@ -1792,26 +1674,100 @@
       <w:pPr>
         <w:pStyle w:val="Caption"/>
         <w:jc w:val="center"/>
-      </w:pPr>
-      <w:r>
+        <w:rPr>
+          <w:noProof/>
+          <w:sz w:val="20"/>
+          <w:szCs w:val="20"/>
+        </w:rPr>
+      </w:pPr>
+      <w:r>
+        <w:rPr>
+          <w:sz w:val="20"/>
+          <w:szCs w:val="20"/>
+        </w:rPr>
         <w:t xml:space="preserve">Figure </w:t>
       </w:r>
-      <w:fldSimple w:instr=" SEQ Figure \* ARABIC ">
-        <w:r>
-          <w:rPr>
-            <w:noProof/>
-          </w:rPr>
-          <w:t>7</w:t>
-        </w:r>
-      </w:fldSimple>
-      <w:r>
-        <w:t>. Epsilon-greedy</w:t>
+      <w:r>
+        <w:rPr>
+          <w:sz w:val="20"/>
+          <w:szCs w:val="20"/>
+        </w:rPr>
+        <w:fldChar w:fldCharType="begin"/>
+      </w:r>
+      <w:r>
+        <w:rPr>
+          <w:sz w:val="20"/>
+          <w:szCs w:val="20"/>
+        </w:rPr>
+        <w:instrText xml:space="preserve"> SEQ Figure \* ARABIC </w:instrText>
+      </w:r>
+      <w:r>
+        <w:rPr>
+          <w:sz w:val="20"/>
+          <w:szCs w:val="20"/>
+        </w:rPr>
+        <w:fldChar w:fldCharType="separate"/>
       </w:r>
       <w:r>
         <w:rPr>
           <w:noProof/>
-        </w:rPr>
-        <w:t xml:space="preserve">  schedule exploration</w:t>
+          <w:sz w:val="20"/>
+          <w:szCs w:val="20"/>
+        </w:rPr>
+        <w:t>7</w:t>
+      </w:r>
+      <w:r>
+        <w:rPr>
+          <w:noProof/>
+          <w:sz w:val="20"/>
+          <w:szCs w:val="20"/>
+        </w:rPr>
+        <w:fldChar w:fldCharType="end"/>
+      </w:r>
+      <w:r>
+        <w:rPr>
+          <w:sz w:val="20"/>
+          <w:szCs w:val="20"/>
+        </w:rPr>
+        <w:t>. Epsilon-</w:t>
+      </w:r>
+      <w:r>
+        <w:rPr>
+          <w:sz w:val="20"/>
+          <w:szCs w:val="20"/>
+        </w:rPr>
+        <w:t>greedy</w:t>
+      </w:r>
+      <w:r>
+        <w:rPr>
+          <w:noProof/>
+          <w:sz w:val="20"/>
+          <w:szCs w:val="20"/>
+        </w:rPr>
+        <w:t xml:space="preserve"> schedule</w:t>
+      </w:r>
+      <w:r>
+        <w:rPr>
+          <w:noProof/>
+          <w:sz w:val="20"/>
+          <w:szCs w:val="20"/>
+        </w:rPr>
+        <w:t xml:space="preserve"> exploration</w:t>
+      </w:r>
+    </w:p>
+    <w:p>
+      <w:r>
+        <w:t>From the figure, we can see that slow epsilon-greedy decay gives the agent more opportunities to explore different policies during the early stage of training. In contrast, when epsilon decays too quickly, the agent may not have enough time to explore before its exploration becomes highly restricted.</w:t>
+      </w:r>
+    </w:p>
+    <w:p>
+      <w:r>
+        <w:t>As shown in the results, the agent trained with slow epsilon decay outperforms the other epsilon schedules during the first 200K timesteps. However, after around 250K timesteps, it is surpassed by the two fixed-epsilon agents. Among them, the agent with the larger fixed epsilon achieves better performance. This may be because, after epsilon decays to its minimum value, the slow-decay agent has fewer chances to continue exploring, which can limit its later-stage improvement compared with fixed-epsilon agents.</w:t>
+      </w:r>
+    </w:p>
+    <w:p>
+      <w:r>
+        <w:t>On average, although the fixed epsilon 0.2 agent achieves a higher return per episode, it also shows a larger standard deviation range, indicating less stable performance across runs.</w:t>
       </w:r>
     </w:p>
     <w:p>
@@ -1829,15 +1785,7 @@
     </w:p>
     <w:p>
       <w:r>
-        <w:t xml:space="preserve">Through these experiments, we can see that reward shaping can help the agent learn faster, but the learning stability also depends heavily on the design of the reward function. In this case, the heuristic </w:t>
-      </w:r>
-      <w:proofErr w:type="gramStart"/>
-      <w:r>
-        <w:t>shaped-reward</w:t>
-      </w:r>
-      <w:proofErr w:type="gramEnd"/>
-      <w:r>
-        <w:t xml:space="preserve"> function helps the agent learn basic gameplay patterns more quickly, but it also makes the training process less stable.</w:t>
+        <w:t>Through these experiments, we can see that reward shaping can help the agent learn faster, but the learning stability also depends heavily on the design of the reward function. In this case, the heuristic shaped-reward function helps the agent learn basic gameplay patterns more quickly, but it also makes the training process less stable.</w:t>
       </w:r>
     </w:p>
     <w:p>
@@ -1847,28 +1795,17 @@
     </w:p>
     <w:p>
       <w:r>
-        <w:t xml:space="preserve">I also explored the effect of replay buffer size. The results suggest that </w:t>
-      </w:r>
-      <w:proofErr w:type="gramStart"/>
-      <w:r>
-        <w:t>replay</w:t>
-      </w:r>
-      <w:proofErr w:type="gramEnd"/>
-      <w:r>
-        <w:t xml:space="preserve"> buffer size may affect the agent differently at different stages of training. In this report, I tested whether changing the replay buffer size midway through training can hurt or benefit the agent. In this case, increasing the replay buffer size later in training improved the agent’s performance. However, whether this result generalizes to other tasks or settings still requires further validation.</w:t>
-      </w:r>
-    </w:p>
-    <w:p>
-      <w:r>
-        <w:t xml:space="preserve">Overall, these experiments show that training a reinforcement learning agent does not only depend on the algorithm and environment. Other factors are also important, such as how the agent observes the environment, how observations are preprocessed, how much </w:t>
-      </w:r>
-      <w:proofErr w:type="gramStart"/>
-      <w:r>
-        <w:t>past experience</w:t>
-      </w:r>
-      <w:proofErr w:type="gramEnd"/>
-      <w:r>
-        <w:t xml:space="preserve"> the agent can remember, and how much exploration the agent is encouraged to perform.</w:t>
+        <w:t>I also explored the effect of replay buffer size. The results suggest that replay buffer size may affect the agent differently at different stages of training. In this report, I tested whether changing the replay buffer size midway through training can hurt or benefit the agent. In this case, increasing the replay buffer size later in training improved the agent’s performance. However, whether this result generalizes to other tasks or settings still requires further validation.</w:t>
+      </w:r>
+    </w:p>
+    <w:p>
+      <w:r>
+        <w:t>Unlike other learning paradigms, Reinforcement Learning allows the agent to interact with the environment, explore available actions, and continuously update its policy based on received rewards, rather than learning only from labeled data as in supervised learning or discovering hidden structures as in unsupervised learning. However, there is a trade-off between exploration and exploitation. Exploitation allows the agent to leverage its current learned policy to maximize rewards, while exploration helps the agent discover potentially better policies. In the case of epsilon-greedy exploration, an appropriate epsilon decay schedule can help the agent explore sufficiently during the early stages of training and achieve more stable learning performance in later stages.</w:t>
+      </w:r>
+    </w:p>
+    <w:p>
+      <w:r>
+        <w:t>Overall, these experiments show that training a reinforcement learning agent does not only depend on the algorithm and environment. Other factors are also important, such as how the agent observes the environment, how observations are preprocessed, how much past experience the agent can remember, and how much exploration the agent is encouraged to perform.</w:t>
       </w:r>
     </w:p>
     <w:p>
@@ -1932,12 +1869,296 @@
         </w:numPr>
       </w:pPr>
       <w:r>
-        <w:t xml:space="preserve"> </w:t>
-      </w:r>
-    </w:p>
-    <w:p/>
-    <w:p/>
+        <w:t>Balancing a CartPole System with Reinforcement Learning - A Tutorial</w:t>
+      </w:r>
+      <w:r>
+        <w:t xml:space="preserve">: </w:t>
+      </w:r>
+      <w:hyperlink r:id="rId17" w:history="1">
+        <w:r>
+          <w:rPr>
+            <w:rStyle w:val="Hyperlink"/>
+          </w:rPr>
+          <w:t>https://arxiv.org/abs/2006.04938</w:t>
+        </w:r>
+      </w:hyperlink>
+    </w:p>
+    <w:p>
+      <w:pPr>
+        <w:ind w:firstLine="0"/>
+        <w:jc w:val="left"/>
+      </w:pPr>
+      <w:r>
+        <w:br w:type="page"/>
+      </w:r>
+    </w:p>
+    <w:p>
+      <w:pPr>
+        <w:pStyle w:val="Heading1"/>
+      </w:pPr>
+      <w:r>
+        <w:lastRenderedPageBreak/>
+        <w:t>APPENDIX</w:t>
+      </w:r>
+    </w:p>
+    <w:p>
+      <w:r>
+        <w:t xml:space="preserve">The code is hosted in this repo: </w:t>
+      </w:r>
+      <w:hyperlink r:id="rId18" w:history="1">
+        <w:r>
+          <w:rPr>
+            <w:rStyle w:val="Hyperlink"/>
+          </w:rPr>
+          <w:t>https://github.com/hnvkhanh/ai_asignment3</w:t>
+        </w:r>
+      </w:hyperlink>
+      <w:r>
+        <w:t>.</w:t>
+      </w:r>
+    </w:p>
+    <w:p>
+      <w:r>
+        <w:t>Following are the main</w:t>
+      </w:r>
+      <w:r>
+        <w:t xml:space="preserve"> code files used in this project:</w:t>
+      </w:r>
+    </w:p>
+    <w:p>
+      <w:pPr>
+        <w:numPr>
+          <w:ilvl w:val="0"/>
+          <w:numId w:val="13"/>
+        </w:numPr>
+      </w:pPr>
+      <w:r>
+        <w:t>train_dqn.py</w:t>
+      </w:r>
+      <w:r>
+        <w:t xml:space="preserve">: </w:t>
+      </w:r>
+      <w:r>
+        <w:t>Main DQN training script for Atari Pong with reward shaping</w:t>
+      </w:r>
+      <w:r>
+        <w:t xml:space="preserve"> and</w:t>
+      </w:r>
+      <w:r>
+        <w:t xml:space="preserve"> replay buffer.</w:t>
+      </w:r>
+    </w:p>
+    <w:p>
+      <w:pPr>
+        <w:numPr>
+          <w:ilvl w:val="0"/>
+          <w:numId w:val="13"/>
+        </w:numPr>
+      </w:pPr>
+      <w:r>
+        <w:t>train_dqn_original.py</w:t>
+      </w:r>
+      <w:r>
+        <w:t xml:space="preserve">: </w:t>
+      </w:r>
+      <w:r>
+        <w:t>Baseline DQN implementation using original Atari rewards without additional reward shaping.</w:t>
+      </w:r>
+    </w:p>
+    <w:p>
+      <w:pPr>
+        <w:numPr>
+          <w:ilvl w:val="0"/>
+          <w:numId w:val="13"/>
+        </w:numPr>
+      </w:pPr>
+      <w:r>
+        <w:t>train_breakout_experiments.py</w:t>
+      </w:r>
+      <w:r>
+        <w:t xml:space="preserve">: </w:t>
+      </w:r>
+      <w:r>
+        <w:t>Runs Breakout experiments comparing different frame-skip configurations.</w:t>
+      </w:r>
+    </w:p>
+    <w:p>
+      <w:pPr>
+        <w:numPr>
+          <w:ilvl w:val="0"/>
+          <w:numId w:val="13"/>
+        </w:numPr>
+      </w:pPr>
+      <w:r>
+        <w:t>train_breakout_shaped.py</w:t>
+      </w:r>
+      <w:r>
+        <w:t xml:space="preserve">: </w:t>
+      </w:r>
+      <w:r>
+        <w:t>Trains a Breakout DQN agent using heuristic reward shaping.</w:t>
+      </w:r>
+    </w:p>
+    <w:p>
+      <w:pPr>
+        <w:numPr>
+          <w:ilvl w:val="0"/>
+          <w:numId w:val="13"/>
+        </w:numPr>
+      </w:pPr>
+      <w:r>
+        <w:t>train_cartpole_epsilon_experiments.py</w:t>
+      </w:r>
+      <w:r>
+        <w:t xml:space="preserve">: </w:t>
+      </w:r>
+      <w:r>
+        <w:t>Runs CartPole experiments comparing multiple epsilon-greedy exploration schedules.</w:t>
+      </w:r>
+    </w:p>
+    <w:p>
+      <w:pPr>
+        <w:numPr>
+          <w:ilvl w:val="0"/>
+          <w:numId w:val="13"/>
+        </w:numPr>
+      </w:pPr>
+      <w:r>
+        <w:t>evaluate_pong_checkpoints.py</w:t>
+      </w:r>
+      <w:r>
+        <w:t xml:space="preserve">: </w:t>
+      </w:r>
+      <w:r>
+        <w:t>Evaluates saved Pong checkpoints and exports evaluation results to CSV files.</w:t>
+      </w:r>
+    </w:p>
+    <w:p>
+      <w:pPr>
+        <w:numPr>
+          <w:ilvl w:val="0"/>
+          <w:numId w:val="13"/>
+        </w:numPr>
+      </w:pPr>
+      <w:r>
+        <w:t>evaluate_breakout_checkpoints.py</w:t>
+      </w:r>
+      <w:r>
+        <w:t xml:space="preserve">: </w:t>
+      </w:r>
+      <w:r>
+        <w:t>Evaluates Breakout checkpoints using raw environment scores.</w:t>
+      </w:r>
+    </w:p>
+    <w:p>
+      <w:pPr>
+        <w:numPr>
+          <w:ilvl w:val="0"/>
+          <w:numId w:val="13"/>
+        </w:numPr>
+      </w:pPr>
+      <w:r>
+        <w:t>plot_pong_baseline.py</w:t>
+      </w:r>
+      <w:r>
+        <w:t xml:space="preserve">: </w:t>
+      </w:r>
+      <w:r>
+        <w:t>Generates learning-curve plots and replay-buffer comparison graphs for Pong baseline runs.</w:t>
+      </w:r>
+    </w:p>
+    <w:p>
+      <w:pPr>
+        <w:numPr>
+          <w:ilvl w:val="0"/>
+          <w:numId w:val="13"/>
+        </w:numPr>
+      </w:pPr>
+      <w:r>
+        <w:t>plot_pong_reward_shaping.py</w:t>
+      </w:r>
+      <w:r>
+        <w:t xml:space="preserve">: </w:t>
+      </w:r>
+      <w:r>
+        <w:t>Visualizes comparison between baseline Pong training and reward-shaped Pong training.</w:t>
+      </w:r>
+    </w:p>
+    <w:p>
+      <w:pPr>
+        <w:numPr>
+          <w:ilvl w:val="0"/>
+          <w:numId w:val="13"/>
+        </w:numPr>
+      </w:pPr>
+      <w:r>
+        <w:t>plot_breakout_frame_skip.py</w:t>
+      </w:r>
+      <w:r>
+        <w:t xml:space="preserve">: </w:t>
+      </w:r>
+      <w:r>
+        <w:t>Creates comparison plots for different Breakout frame-skip experiments.</w:t>
+      </w:r>
+    </w:p>
+    <w:p>
+      <w:pPr>
+        <w:numPr>
+          <w:ilvl w:val="0"/>
+          <w:numId w:val="13"/>
+        </w:numPr>
+      </w:pPr>
+      <w:r>
+        <w:t>plot_breakout_reward_shaping.py</w:t>
+      </w:r>
+      <w:r>
+        <w:t xml:space="preserve">: </w:t>
+      </w:r>
+      <w:r>
+        <w:t>Plots Breakout baseline vs reward-shaped training performance.</w:t>
+      </w:r>
+    </w:p>
+    <w:p>
+      <w:pPr>
+        <w:numPr>
+          <w:ilvl w:val="0"/>
+          <w:numId w:val="13"/>
+        </w:numPr>
+      </w:pPr>
+      <w:r>
+        <w:t>plot_breakout_evaluation.py</w:t>
+      </w:r>
+      <w:r>
+        <w:t xml:space="preserve">: </w:t>
+      </w:r>
+      <w:r>
+        <w:t>Converts Breakout evaluation CSV results into visual comparison graphs.</w:t>
+      </w:r>
+    </w:p>
+    <w:p>
+      <w:pPr>
+        <w:numPr>
+          <w:ilvl w:val="0"/>
+          <w:numId w:val="13"/>
+        </w:numPr>
+      </w:pPr>
+      <w:r>
+        <w:t>plot_cartpole_epsilon_schedules.py</w:t>
+      </w:r>
+      <w:r>
+        <w:t xml:space="preserve">: </w:t>
+      </w:r>
+      <w:r>
+        <w:t>Visualizes CartPole learning performance under different epsilon schedules.</w:t>
+      </w:r>
+    </w:p>
+    <w:p>
+      <w:pPr>
+        <w:ind w:firstLine="0"/>
+      </w:pPr>
+    </w:p>
     <w:sectPr>
+      <w:footerReference w:type="default" r:id="rId19"/>
       <w:pgSz w:w="12240" w:h="15840"/>
       <w:pgMar w:top="1440" w:right="1440" w:bottom="1440" w:left="1440" w:header="720" w:footer="720" w:gutter="0"/>
       <w:cols w:space="720"/>
@@ -1972,6 +2193,59 @@
 </w:endnotes>
 </file>
 
+<file path=word/footer1.xml><?xml version="1.0" encoding="utf-8"?>
+<w:ftr xmlns:wpc="http://schemas.microsoft.com/office/word/2010/wordprocessingCanvas" xmlns:cx="http://schemas.microsoft.com/office/drawing/2014/chartex" xmlns:cx1="http://schemas.microsoft.com/office/drawing/2015/9/8/chartex" xmlns:cx2="http://schemas.microsoft.com/office/drawing/2015/10/21/chartex" xmlns:cx3="http://schemas.microsoft.com/office/drawing/2016/5/9/chartex" xmlns:cx4="http://schemas.microsoft.com/office/drawing/2016/5/10/chartex" xmlns:cx5="http://schemas.microsoft.com/office/drawing/2016/5/11/chartex" xmlns:cx6="http://schemas.microsoft.com/office/drawing/2016/5/12/chartex" xmlns:cx7="http://schemas.microsoft.com/office/drawing/2016/5/13/chartex" xmlns:cx8="http://schemas.microsoft.com/office/drawing/2016/5/14/chartex" xmlns:mc="http://schemas.openxmlformats.org/markup-compatibility/2006" xmlns:aink="http://schemas.microsoft.com/office/drawing/2016/ink" xmlns:am3d="http://schemas.microsoft.com/office/drawing/2017/model3d" xmlns:o="urn:schemas-microsoft-com:office:office" xmlns:oel="http://schemas.microsoft.com/office/2019/extlst" xmlns:r="http://schemas.openxmlformats.org/officeDocument/2006/relationships" xmlns:m="http://schemas.openxmlformats.org/officeDocument/2006/math" xmlns:v="urn:schemas-microsoft-com:vml" xmlns:wp14="http://schemas.microsoft.com/office/word/2010/wordprocessingDrawing" xmlns:wp="http://schemas.openxmlformats.org/drawingml/2006/wordprocessingDrawing" xmlns:w10="urn:schemas-microsoft-com:office:word" xmlns:w="http://schemas.openxmlformats.org/wordprocessingml/2006/main" xmlns:w14="http://schemas.microsoft.com/office/word/2010/wordml" xmlns:w15="http://schemas.microsoft.com/office/word/2012/wordml" xmlns:w16cex="http://schemas.microsoft.com/office/word/2018/wordml/cex" xmlns:w16cid="http://schemas.microsoft.com/office/word/2016/wordml/cid" xmlns:w16="http://schemas.microsoft.com/office/word/2018/wordml" xmlns:w16du="http://schemas.microsoft.com/office/word/2023/wordml/word16du" xmlns:w16sdtdh="http://schemas.microsoft.com/office/word/2020/wordml/sdtdatahash" xmlns:w16sdtfl="http://schemas.microsoft.com/office/word/2024/wordml/sdtformatlock" xmlns:w16se="http://schemas.microsoft.com/office/word/2015/wordml/symex" xmlns:wpg="http://schemas.microsoft.com/office/word/2010/wordprocessingGroup" xmlns:wpi="http://schemas.microsoft.com/office/word/2010/wordprocessingInk" xmlns:wne="http://schemas.microsoft.com/office/word/2006/wordml" xmlns:wps="http://schemas.microsoft.com/office/word/2010/wordprocessingShape" mc:Ignorable="w14 w15 w16se w16cid w16 w16cex w16sdtdh w16sdtfl w16du wp14">
+  <w:sdt>
+    <w:sdtPr>
+      <w:id w:val="2010095247"/>
+      <w:docPartObj>
+        <w:docPartGallery w:val="Page Numbers (Bottom of Page)"/>
+        <w:docPartUnique/>
+      </w:docPartObj>
+    </w:sdtPr>
+    <w:sdtEndPr>
+      <w:rPr>
+        <w:noProof/>
+      </w:rPr>
+    </w:sdtEndPr>
+    <w:sdtContent>
+      <w:p>
+        <w:pPr>
+          <w:pStyle w:val="Footer"/>
+          <w:jc w:val="center"/>
+        </w:pPr>
+        <w:r>
+          <w:fldChar w:fldCharType="begin"/>
+        </w:r>
+        <w:r>
+          <w:instrText xml:space="preserve"> PAGE   \* MERGEFORMAT </w:instrText>
+        </w:r>
+        <w:r>
+          <w:fldChar w:fldCharType="separate"/>
+        </w:r>
+        <w:r>
+          <w:rPr>
+            <w:noProof/>
+          </w:rPr>
+          <w:t>2</w:t>
+        </w:r>
+        <w:r>
+          <w:rPr>
+            <w:noProof/>
+          </w:rPr>
+          <w:fldChar w:fldCharType="end"/>
+        </w:r>
+      </w:p>
+    </w:sdtContent>
+  </w:sdt>
+  <w:p>
+    <w:pPr>
+      <w:pStyle w:val="Footer"/>
+    </w:pPr>
+  </w:p>
+</w:ftr>
+</file>
+
 <file path=word/footnotes.xml><?xml version="1.0" encoding="utf-8"?>
 <w:footnotes xmlns:wpc="http://schemas.microsoft.com/office/word/2010/wordprocessingCanvas" xmlns:cx="http://schemas.microsoft.com/office/drawing/2014/chartex" xmlns:cx1="http://schemas.microsoft.com/office/drawing/2015/9/8/chartex" xmlns:cx2="http://schemas.microsoft.com/office/drawing/2015/10/21/chartex" xmlns:cx3="http://schemas.microsoft.com/office/drawing/2016/5/9/chartex" xmlns:cx4="http://schemas.microsoft.com/office/drawing/2016/5/10/chartex" xmlns:cx5="http://schemas.microsoft.com/office/drawing/2016/5/11/chartex" xmlns:cx6="http://schemas.microsoft.com/office/drawing/2016/5/12/chartex" xmlns:cx7="http://schemas.microsoft.com/office/drawing/2016/5/13/chartex" xmlns:cx8="http://schemas.microsoft.com/office/drawing/2016/5/14/chartex" xmlns:mc="http://schemas.openxmlformats.org/markup-compatibility/2006" xmlns:aink="http://schemas.microsoft.com/office/drawing/2016/ink" xmlns:am3d="http://schemas.microsoft.com/office/drawing/2017/model3d" xmlns:o="urn:schemas-microsoft-com:office:office" xmlns:oel="http://schemas.microsoft.com/office/2019/extlst" xmlns:r="http://schemas.openxmlformats.org/officeDocument/2006/relationships" xmlns:m="http://schemas.openxmlformats.org/officeDocument/2006/math" xmlns:v="urn:schemas-microsoft-com:vml" xmlns:wp14="http://schemas.microsoft.com/office/word/2010/wordprocessingDrawing" xmlns:wp="http://schemas.openxmlformats.org/drawingml/2006/wordprocessingDrawing" xmlns:w10="urn:schemas-microsoft-com:office:word" xmlns:w="http://schemas.openxmlformats.org/wordprocessingml/2006/main" xmlns:w14="http://schemas.microsoft.com/office/word/2010/wordml" xmlns:w15="http://schemas.microsoft.com/office/word/2012/wordml" xmlns:w16cex="http://schemas.microsoft.com/office/word/2018/wordml/cex" xmlns:w16cid="http://schemas.microsoft.com/office/word/2016/wordml/cid" xmlns:w16="http://schemas.microsoft.com/office/word/2018/wordml" xmlns:w16du="http://schemas.microsoft.com/office/word/2023/wordml/word16du" xmlns:w16sdtdh="http://schemas.microsoft.com/office/word/2020/wordml/sdtdatahash" xmlns:w16sdtfl="http://schemas.microsoft.com/office/word/2024/wordml/sdtformatlock" xmlns:w16se="http://schemas.microsoft.com/office/word/2015/wordml/symex" xmlns:wpg="http://schemas.microsoft.com/office/word/2010/wordprocessingGroup" xmlns:wpi="http://schemas.microsoft.com/office/word/2010/wordprocessingInk" xmlns:wne="http://schemas.microsoft.com/office/word/2006/wordml" xmlns:wps="http://schemas.microsoft.com/office/word/2010/wordprocessingShape" mc:Ignorable="w14 w15 w16se w16cid w16 w16cex w16sdtdh w16sdtfl w16du wp14">
   <w:footnote w:type="separator" w:id="-1">
@@ -2647,6 +2921,155 @@
     </w:lvl>
   </w:abstractNum>
   <w:abstractNum w:abstractNumId="7" w15:restartNumberingAfterBreak="0">
+    <w:nsid w:val="452F5203"/>
+    <w:multiLevelType w:val="multilevel"/>
+    <w:tmpl w:val="14A8E0B2"/>
+    <w:lvl w:ilvl="0">
+      <w:start w:val="2"/>
+      <w:numFmt w:val="bullet"/>
+      <w:lvlText w:val="-"/>
+      <w:lvlJc w:val="left"/>
+      <w:pPr>
+        <w:tabs>
+          <w:tab w:val="num" w:pos="720"/>
+        </w:tabs>
+        <w:ind w:left="720" w:hanging="360"/>
+      </w:pPr>
+      <w:rPr>
+        <w:rFonts w:ascii="Times New Roman" w:eastAsiaTheme="minorHAnsi" w:hAnsi="Times New Roman" w:cs="Times New Roman" w:hint="default"/>
+        <w:sz w:val="20"/>
+      </w:rPr>
+    </w:lvl>
+    <w:lvl w:ilvl="1">
+      <w:start w:val="1"/>
+      <w:numFmt w:val="bullet"/>
+      <w:lvlText w:val="o"/>
+      <w:lvlJc w:val="left"/>
+      <w:pPr>
+        <w:tabs>
+          <w:tab w:val="num" w:pos="1440"/>
+        </w:tabs>
+        <w:ind w:left="1440" w:hanging="360"/>
+      </w:pPr>
+      <w:rPr>
+        <w:rFonts w:ascii="Courier New" w:hAnsi="Courier New" w:hint="default"/>
+        <w:sz w:val="20"/>
+      </w:rPr>
+    </w:lvl>
+    <w:lvl w:ilvl="2" w:tentative="1">
+      <w:start w:val="1"/>
+      <w:numFmt w:val="bullet"/>
+      <w:lvlText w:val=""/>
+      <w:lvlJc w:val="left"/>
+      <w:pPr>
+        <w:tabs>
+          <w:tab w:val="num" w:pos="2160"/>
+        </w:tabs>
+        <w:ind w:left="2160" w:hanging="360"/>
+      </w:pPr>
+      <w:rPr>
+        <w:rFonts w:ascii="Wingdings" w:hAnsi="Wingdings" w:hint="default"/>
+        <w:sz w:val="20"/>
+      </w:rPr>
+    </w:lvl>
+    <w:lvl w:ilvl="3" w:tentative="1">
+      <w:start w:val="1"/>
+      <w:numFmt w:val="bullet"/>
+      <w:lvlText w:val=""/>
+      <w:lvlJc w:val="left"/>
+      <w:pPr>
+        <w:tabs>
+          <w:tab w:val="num" w:pos="2880"/>
+        </w:tabs>
+        <w:ind w:left="2880" w:hanging="360"/>
+      </w:pPr>
+      <w:rPr>
+        <w:rFonts w:ascii="Wingdings" w:hAnsi="Wingdings" w:hint="default"/>
+        <w:sz w:val="20"/>
+      </w:rPr>
+    </w:lvl>
+    <w:lvl w:ilvl="4" w:tentative="1">
+      <w:start w:val="1"/>
+      <w:numFmt w:val="bullet"/>
+      <w:lvlText w:val=""/>
+      <w:lvlJc w:val="left"/>
+      <w:pPr>
+        <w:tabs>
+          <w:tab w:val="num" w:pos="3600"/>
+        </w:tabs>
+        <w:ind w:left="3600" w:hanging="360"/>
+      </w:pPr>
+      <w:rPr>
+        <w:rFonts w:ascii="Wingdings" w:hAnsi="Wingdings" w:hint="default"/>
+        <w:sz w:val="20"/>
+      </w:rPr>
+    </w:lvl>
+    <w:lvl w:ilvl="5" w:tentative="1">
+      <w:start w:val="1"/>
+      <w:numFmt w:val="bullet"/>
+      <w:lvlText w:val=""/>
+      <w:lvlJc w:val="left"/>
+      <w:pPr>
+        <w:tabs>
+          <w:tab w:val="num" w:pos="4320"/>
+        </w:tabs>
+        <w:ind w:left="4320" w:hanging="360"/>
+      </w:pPr>
+      <w:rPr>
+        <w:rFonts w:ascii="Wingdings" w:hAnsi="Wingdings" w:hint="default"/>
+        <w:sz w:val="20"/>
+      </w:rPr>
+    </w:lvl>
+    <w:lvl w:ilvl="6" w:tentative="1">
+      <w:start w:val="1"/>
+      <w:numFmt w:val="bullet"/>
+      <w:lvlText w:val=""/>
+      <w:lvlJc w:val="left"/>
+      <w:pPr>
+        <w:tabs>
+          <w:tab w:val="num" w:pos="5040"/>
+        </w:tabs>
+        <w:ind w:left="5040" w:hanging="360"/>
+      </w:pPr>
+      <w:rPr>
+        <w:rFonts w:ascii="Wingdings" w:hAnsi="Wingdings" w:hint="default"/>
+        <w:sz w:val="20"/>
+      </w:rPr>
+    </w:lvl>
+    <w:lvl w:ilvl="7" w:tentative="1">
+      <w:start w:val="1"/>
+      <w:numFmt w:val="bullet"/>
+      <w:lvlText w:val=""/>
+      <w:lvlJc w:val="left"/>
+      <w:pPr>
+        <w:tabs>
+          <w:tab w:val="num" w:pos="5760"/>
+        </w:tabs>
+        <w:ind w:left="5760" w:hanging="360"/>
+      </w:pPr>
+      <w:rPr>
+        <w:rFonts w:ascii="Wingdings" w:hAnsi="Wingdings" w:hint="default"/>
+        <w:sz w:val="20"/>
+      </w:rPr>
+    </w:lvl>
+    <w:lvl w:ilvl="8" w:tentative="1">
+      <w:start w:val="1"/>
+      <w:numFmt w:val="bullet"/>
+      <w:lvlText w:val=""/>
+      <w:lvlJc w:val="left"/>
+      <w:pPr>
+        <w:tabs>
+          <w:tab w:val="num" w:pos="6480"/>
+        </w:tabs>
+        <w:ind w:left="6480" w:hanging="360"/>
+      </w:pPr>
+      <w:rPr>
+        <w:rFonts w:ascii="Wingdings" w:hAnsi="Wingdings" w:hint="default"/>
+        <w:sz w:val="20"/>
+      </w:rPr>
+    </w:lvl>
+  </w:abstractNum>
+  <w:abstractNum w:abstractNumId="8" w15:restartNumberingAfterBreak="0">
     <w:nsid w:val="60C65E24"/>
     <w:multiLevelType w:val="hybridMultilevel"/>
     <w:tmpl w:val="7C589982"/>
@@ -2735,7 +3158,7 @@
       </w:pPr>
     </w:lvl>
   </w:abstractNum>
-  <w:abstractNum w:abstractNumId="8" w15:restartNumberingAfterBreak="0">
+  <w:abstractNum w:abstractNumId="9" w15:restartNumberingAfterBreak="0">
     <w:nsid w:val="65037EF0"/>
     <w:multiLevelType w:val="hybridMultilevel"/>
     <w:tmpl w:val="EAC2D26E"/>
@@ -2824,7 +3247,7 @@
       </w:pPr>
     </w:lvl>
   </w:abstractNum>
-  <w:abstractNum w:abstractNumId="9" w15:restartNumberingAfterBreak="0">
+  <w:abstractNum w:abstractNumId="10" w15:restartNumberingAfterBreak="0">
     <w:nsid w:val="67046410"/>
     <w:multiLevelType w:val="hybridMultilevel"/>
     <w:tmpl w:val="A8EAA4F6"/>
@@ -2913,7 +3336,7 @@
       </w:pPr>
     </w:lvl>
   </w:abstractNum>
-  <w:abstractNum w:abstractNumId="10" w15:restartNumberingAfterBreak="0">
+  <w:abstractNum w:abstractNumId="11" w15:restartNumberingAfterBreak="0">
     <w:nsid w:val="69DC6252"/>
     <w:multiLevelType w:val="hybridMultilevel"/>
     <w:tmpl w:val="9364E050"/>
@@ -3002,7 +3425,7 @@
       </w:pPr>
     </w:lvl>
   </w:abstractNum>
-  <w:abstractNum w:abstractNumId="11" w15:restartNumberingAfterBreak="0">
+  <w:abstractNum w:abstractNumId="12" w15:restartNumberingAfterBreak="0">
     <w:nsid w:val="6ABB5065"/>
     <w:multiLevelType w:val="hybridMultilevel"/>
     <w:tmpl w:val="D848C8C6"/>
@@ -3122,13 +3545,13 @@
     <w:abstractNumId w:val="3"/>
   </w:num>
   <w:num w:numId="3" w16cid:durableId="196238658">
+    <w:abstractNumId w:val="11"/>
+  </w:num>
+  <w:num w:numId="4" w16cid:durableId="850948493">
     <w:abstractNumId w:val="10"/>
   </w:num>
-  <w:num w:numId="4" w16cid:durableId="850948493">
-    <w:abstractNumId w:val="9"/>
-  </w:num>
   <w:num w:numId="5" w16cid:durableId="273833871">
-    <w:abstractNumId w:val="7"/>
+    <w:abstractNumId w:val="8"/>
   </w:num>
   <w:num w:numId="6" w16cid:durableId="1606577909">
     <w:abstractNumId w:val="0"/>
@@ -3140,7 +3563,7 @@
     <w:abstractNumId w:val="2"/>
   </w:num>
   <w:num w:numId="9" w16cid:durableId="2026402379">
-    <w:abstractNumId w:val="11"/>
+    <w:abstractNumId w:val="12"/>
   </w:num>
   <w:num w:numId="10" w16cid:durableId="1367632188">
     <w:abstractNumId w:val="1"/>
@@ -3149,7 +3572,10 @@
     <w:abstractNumId w:val="5"/>
   </w:num>
   <w:num w:numId="12" w16cid:durableId="1916814775">
-    <w:abstractNumId w:val="8"/>
+    <w:abstractNumId w:val="9"/>
+  </w:num>
+  <w:num w:numId="13" w16cid:durableId="855507248">
+    <w:abstractNumId w:val="7"/>
   </w:num>
 </w:numbering>
 </file>
